--- a/Calendario2026/Actividades/Actividad12_DHCP/v1/12. ConfiguraciónDHCP.docx
+++ b/Calendario2026/Actividades/Actividad12_DHCP/v1/12. ConfiguraciónDHCP.docx
@@ -4,7 +4,7 @@
   <w:body>
     <w:p>
       <w:pPr>
-        <w:pStyle w:val="BodyText"/>
+        <w:pStyle w:val="Textoindependiente"/>
         <w:pBdr>
           <w:bottom w:val="single" w:sz="4" w:space="1" w:color="auto"/>
         </w:pBdr>
@@ -82,7 +82,7 @@
     </w:p>
     <w:p>
       <w:pPr>
-        <w:pStyle w:val="BodyText"/>
+        <w:pStyle w:val="Textoindependiente"/>
         <w:pBdr>
           <w:bottom w:val="single" w:sz="4" w:space="1" w:color="auto"/>
         </w:pBdr>
@@ -750,7 +750,7 @@
     </w:p>
     <w:p>
       <w:pPr>
-        <w:pStyle w:val="ListParagraph"/>
+        <w:pStyle w:val="Prrafodelista"/>
         <w:numPr>
           <w:ilvl w:val="0"/>
           <w:numId w:val="36"/>
@@ -909,7 +909,7 @@
     </w:p>
     <w:p>
       <w:pPr>
-        <w:pStyle w:val="ListParagraph"/>
+        <w:pStyle w:val="Prrafodelista"/>
         <w:numPr>
           <w:ilvl w:val="0"/>
           <w:numId w:val="36"/>
@@ -1209,7 +1209,7 @@
     </w:p>
     <w:p>
       <w:pPr>
-        <w:pStyle w:val="ListParagraph"/>
+        <w:pStyle w:val="Prrafodelista"/>
         <w:numPr>
           <w:ilvl w:val="0"/>
           <w:numId w:val="21"/>
@@ -1307,7 +1307,7 @@
     </w:p>
     <w:p>
       <w:pPr>
-        <w:pStyle w:val="ListParagraph"/>
+        <w:pStyle w:val="Prrafodelista"/>
         <w:numPr>
           <w:ilvl w:val="0"/>
           <w:numId w:val="21"/>
@@ -1545,7 +1545,7 @@
     </w:p>
     <w:p>
       <w:pPr>
-        <w:pStyle w:val="ListParagraph"/>
+        <w:pStyle w:val="Prrafodelista"/>
         <w:numPr>
           <w:ilvl w:val="0"/>
           <w:numId w:val="21"/>
@@ -2573,35 +2573,31 @@
         <w:spacing w:line="340" w:lineRule="exact"/>
         <w:jc w:val="both"/>
         <w:rPr>
-          <w:rStyle w:val="Strong"/>
-          <w:rFonts w:ascii="Lato" w:hAnsi="Lato"/>
-          <w:color w:val="E03E2D"/>
-          <w:sz w:val="28"/>
-          <w:szCs w:val="28"/>
-          <w:shd w:val="clear" w:color="auto" w:fill="FFFFFF"/>
+          <w:rFonts w:ascii="Arial" w:hAnsi="Arial" w:cs="Arial"/>
         </w:rPr>
       </w:pPr>
     </w:p>
     <w:tbl>
       <w:tblPr>
         <w:tblStyle w:val="TableNormal1"/>
-        <w:tblW w:w="10633" w:type="dxa"/>
+        <w:tblW w:w="10774" w:type="dxa"/>
         <w:tblInd w:w="-432" w:type="dxa"/>
         <w:tblLayout w:type="fixed"/>
         <w:tblLook w:val="01E0" w:firstRow="1" w:lastRow="1" w:firstColumn="1" w:lastColumn="1" w:noHBand="0" w:noVBand="0"/>
       </w:tblPr>
       <w:tblGrid>
         <w:gridCol w:w="1560"/>
-        <w:gridCol w:w="851"/>
-        <w:gridCol w:w="1417"/>
-        <w:gridCol w:w="1276"/>
+        <w:gridCol w:w="426"/>
+        <w:gridCol w:w="1984"/>
+        <w:gridCol w:w="1559"/>
+        <w:gridCol w:w="1701"/>
         <w:gridCol w:w="1701"/>
         <w:gridCol w:w="1843"/>
-        <w:gridCol w:w="1985"/>
       </w:tblGrid>
       <w:tr>
         <w:trPr>
-          <w:trHeight w:hRule="exact" w:val="756"/>
+          <w:cantSplit/>
+          <w:trHeight w:hRule="exact" w:val="873"/>
         </w:trPr>
         <w:tc>
           <w:tcPr>
@@ -2685,7 +2681,7 @@
         </w:tc>
         <w:tc>
           <w:tcPr>
-            <w:tcW w:w="851" w:type="dxa"/>
+            <w:tcW w:w="426" w:type="dxa"/>
             <w:tcBorders>
               <w:top w:val="single" w:sz="5" w:space="0" w:color="000000"/>
               <w:left w:val="single" w:sz="5" w:space="0" w:color="000000"/>
@@ -2693,13 +2689,14 @@
               <w:right w:val="single" w:sz="5" w:space="0" w:color="000000"/>
             </w:tcBorders>
             <w:shd w:val="clear" w:color="auto" w:fill="001F5F"/>
+            <w:textDirection w:val="btLr"/>
             <w:vAlign w:val="center"/>
           </w:tcPr>
           <w:p>
             <w:pPr>
               <w:pStyle w:val="TableParagraph"/>
               <w:spacing w:line="360" w:lineRule="exact"/>
-              <w:ind w:right="123"/>
+              <w:ind w:left="113" w:right="123"/>
               <w:jc w:val="center"/>
               <w:rPr>
                 <w:rFonts w:ascii="Arial" w:eastAsia="Times New Roman" w:hAnsi="Arial" w:cs="Arial"/>
@@ -2717,33 +2714,12 @@
                 <w:szCs w:val="20"/>
               </w:rPr>
               <w:t>Prefijo</w:t>
-            </w:r>
-            <w:r>
-              <w:rPr>
-                <w:rFonts w:ascii="Arial" w:hAnsi="Arial" w:cs="Arial"/>
-                <w:b/>
-                <w:color w:val="FFFFFF"/>
-                <w:w w:val="99"/>
-                <w:sz w:val="20"/>
-                <w:szCs w:val="20"/>
-              </w:rPr>
-              <w:t xml:space="preserve"> de r</w:t>
-            </w:r>
-            <w:r>
-              <w:rPr>
-                <w:rFonts w:ascii="Arial" w:hAnsi="Arial" w:cs="Arial"/>
-                <w:b/>
-                <w:color w:val="FFFFFF"/>
-                <w:sz w:val="20"/>
-                <w:szCs w:val="20"/>
-              </w:rPr>
-              <w:t>ed</w:t>
             </w:r>
           </w:p>
         </w:tc>
         <w:tc>
           <w:tcPr>
-            <w:tcW w:w="1417" w:type="dxa"/>
+            <w:tcW w:w="1984" w:type="dxa"/>
             <w:tcBorders>
               <w:top w:val="single" w:sz="5" w:space="0" w:color="000000"/>
               <w:left w:val="single" w:sz="5" w:space="0" w:color="000000"/>
@@ -2788,7 +2764,7 @@
         </w:tc>
         <w:tc>
           <w:tcPr>
-            <w:tcW w:w="1276" w:type="dxa"/>
+            <w:tcW w:w="1559" w:type="dxa"/>
             <w:tcBorders>
               <w:top w:val="single" w:sz="5" w:space="0" w:color="000000"/>
               <w:left w:val="single" w:sz="5" w:space="0" w:color="000000"/>
@@ -2903,6 +2879,88 @@
         </w:tc>
         <w:tc>
           <w:tcPr>
+            <w:tcW w:w="1701" w:type="dxa"/>
+            <w:tcBorders>
+              <w:top w:val="single" w:sz="5" w:space="0" w:color="000000"/>
+              <w:left w:val="single" w:sz="5" w:space="0" w:color="000000"/>
+              <w:bottom w:val="single" w:sz="6" w:space="0" w:color="000000"/>
+              <w:right w:val="single" w:sz="5" w:space="0" w:color="000000"/>
+            </w:tcBorders>
+            <w:shd w:val="clear" w:color="auto" w:fill="001F5F"/>
+            <w:vAlign w:val="center"/>
+          </w:tcPr>
+          <w:p>
+            <w:pPr>
+              <w:pStyle w:val="TableParagraph"/>
+              <w:spacing w:line="360" w:lineRule="exact"/>
+              <w:jc w:val="center"/>
+              <w:rPr>
+                <w:rFonts w:ascii="Arial" w:hAnsi="Arial" w:cs="Arial"/>
+                <w:b/>
+                <w:color w:val="FFFFFF"/>
+                <w:spacing w:val="-1"/>
+                <w:sz w:val="20"/>
+                <w:szCs w:val="20"/>
+              </w:rPr>
+            </w:pPr>
+            <w:r>
+              <w:rPr>
+                <w:rFonts w:ascii="Arial" w:hAnsi="Arial" w:cs="Arial"/>
+                <w:b/>
+                <w:color w:val="FFFFFF"/>
+                <w:spacing w:val="-1"/>
+                <w:sz w:val="20"/>
+                <w:szCs w:val="20"/>
+              </w:rPr>
+              <w:t>Última</w:t>
+            </w:r>
+            <w:r>
+              <w:rPr>
+                <w:rFonts w:ascii="Arial" w:hAnsi="Arial" w:cs="Arial"/>
+                <w:b/>
+                <w:color w:val="FFFFFF"/>
+                <w:spacing w:val="-4"/>
+                <w:sz w:val="20"/>
+                <w:szCs w:val="20"/>
+              </w:rPr>
+              <w:t xml:space="preserve"> </w:t>
+            </w:r>
+            <w:r>
+              <w:rPr>
+                <w:rFonts w:ascii="Arial" w:hAnsi="Arial" w:cs="Arial"/>
+                <w:b/>
+                <w:color w:val="FFFFFF"/>
+                <w:spacing w:val="-1"/>
+                <w:sz w:val="20"/>
+                <w:szCs w:val="20"/>
+              </w:rPr>
+              <w:t>IP</w:t>
+            </w:r>
+            <w:r>
+              <w:rPr>
+                <w:rFonts w:ascii="Arial" w:hAnsi="Arial" w:cs="Arial"/>
+                <w:b/>
+                <w:color w:val="FFFFFF"/>
+                <w:spacing w:val="-7"/>
+                <w:sz w:val="20"/>
+                <w:szCs w:val="20"/>
+              </w:rPr>
+              <w:t xml:space="preserve"> </w:t>
+            </w:r>
+            <w:r>
+              <w:rPr>
+                <w:rFonts w:ascii="Arial" w:hAnsi="Arial" w:cs="Arial"/>
+                <w:b/>
+                <w:color w:val="FFFFFF"/>
+                <w:sz w:val="20"/>
+                <w:szCs w:val="20"/>
+              </w:rPr>
+              <w:t>válida</w:t>
+            </w:r>
+          </w:p>
+        </w:tc>
+        <w:tc>
+          <w:tcPr>
             <w:tcW w:w="1843" w:type="dxa"/>
             <w:tcBorders>
               <w:top w:val="single" w:sz="5" w:space="0" w:color="000000"/>
@@ -2919,88 +2977,6 @@
               <w:spacing w:line="360" w:lineRule="exact"/>
               <w:jc w:val="center"/>
               <w:rPr>
-                <w:rFonts w:ascii="Arial" w:hAnsi="Arial" w:cs="Arial"/>
-                <w:b/>
-                <w:color w:val="FFFFFF"/>
-                <w:spacing w:val="-1"/>
-                <w:sz w:val="20"/>
-                <w:szCs w:val="20"/>
-              </w:rPr>
-            </w:pPr>
-            <w:r>
-              <w:rPr>
-                <w:rFonts w:ascii="Arial" w:hAnsi="Arial" w:cs="Arial"/>
-                <w:b/>
-                <w:color w:val="FFFFFF"/>
-                <w:spacing w:val="-1"/>
-                <w:sz w:val="20"/>
-                <w:szCs w:val="20"/>
-              </w:rPr>
-              <w:t>Última</w:t>
-            </w:r>
-            <w:r>
-              <w:rPr>
-                <w:rFonts w:ascii="Arial" w:hAnsi="Arial" w:cs="Arial"/>
-                <w:b/>
-                <w:color w:val="FFFFFF"/>
-                <w:spacing w:val="-4"/>
-                <w:sz w:val="20"/>
-                <w:szCs w:val="20"/>
-              </w:rPr>
-              <w:t xml:space="preserve"> </w:t>
-            </w:r>
-            <w:r>
-              <w:rPr>
-                <w:rFonts w:ascii="Arial" w:hAnsi="Arial" w:cs="Arial"/>
-                <w:b/>
-                <w:color w:val="FFFFFF"/>
-                <w:spacing w:val="-1"/>
-                <w:sz w:val="20"/>
-                <w:szCs w:val="20"/>
-              </w:rPr>
-              <w:t>IP</w:t>
-            </w:r>
-            <w:r>
-              <w:rPr>
-                <w:rFonts w:ascii="Arial" w:hAnsi="Arial" w:cs="Arial"/>
-                <w:b/>
-                <w:color w:val="FFFFFF"/>
-                <w:spacing w:val="-7"/>
-                <w:sz w:val="20"/>
-                <w:szCs w:val="20"/>
-              </w:rPr>
-              <w:t xml:space="preserve"> </w:t>
-            </w:r>
-            <w:r>
-              <w:rPr>
-                <w:rFonts w:ascii="Arial" w:hAnsi="Arial" w:cs="Arial"/>
-                <w:b/>
-                <w:color w:val="FFFFFF"/>
-                <w:sz w:val="20"/>
-                <w:szCs w:val="20"/>
-              </w:rPr>
-              <w:t>válida</w:t>
-            </w:r>
-          </w:p>
-        </w:tc>
-        <w:tc>
-          <w:tcPr>
-            <w:tcW w:w="1985" w:type="dxa"/>
-            <w:tcBorders>
-              <w:top w:val="single" w:sz="5" w:space="0" w:color="000000"/>
-              <w:left w:val="single" w:sz="5" w:space="0" w:color="000000"/>
-              <w:bottom w:val="single" w:sz="6" w:space="0" w:color="000000"/>
-              <w:right w:val="single" w:sz="5" w:space="0" w:color="000000"/>
-            </w:tcBorders>
-            <w:shd w:val="clear" w:color="auto" w:fill="001F5F"/>
-            <w:vAlign w:val="center"/>
-          </w:tcPr>
-          <w:p>
-            <w:pPr>
-              <w:pStyle w:val="TableParagraph"/>
-              <w:spacing w:line="360" w:lineRule="exact"/>
-              <w:jc w:val="center"/>
-              <w:rPr>
                 <w:rFonts w:ascii="Arial" w:eastAsia="Times New Roman" w:hAnsi="Arial" w:cs="Arial"/>
                 <w:sz w:val="20"/>
                 <w:szCs w:val="20"/>
@@ -3022,7 +2998,7 @@
       </w:tr>
       <w:tr>
         <w:trPr>
-          <w:trHeight w:hRule="exact" w:val="851"/>
+          <w:trHeight w:hRule="exact" w:val="1578"/>
         </w:trPr>
         <w:tc>
           <w:tcPr>
@@ -3039,7 +3015,6 @@
           <w:p>
             <w:pPr>
               <w:pStyle w:val="TableParagraph"/>
-              <w:spacing w:line="360" w:lineRule="exact"/>
               <w:jc w:val="center"/>
               <w:rPr>
                 <w:rFonts w:ascii="Arial" w:hAnsi="Arial" w:cs="Arial"/>
@@ -3061,7 +3036,6 @@
           <w:p>
             <w:pPr>
               <w:pStyle w:val="TableParagraph"/>
-              <w:spacing w:line="360" w:lineRule="exact"/>
               <w:jc w:val="center"/>
               <w:rPr>
                 <w:rFonts w:ascii="Arial" w:eastAsia="Times New Roman" w:hAnsi="Arial" w:cs="Arial"/>
@@ -3082,7 +3056,7 @@
         </w:tc>
         <w:tc>
           <w:tcPr>
-            <w:tcW w:w="851" w:type="dxa"/>
+            <w:tcW w:w="426" w:type="dxa"/>
             <w:tcBorders>
               <w:top w:val="single" w:sz="6" w:space="0" w:color="000000"/>
               <w:left w:val="single" w:sz="6" w:space="0" w:color="000000"/>
@@ -3095,7 +3069,6 @@
           <w:p>
             <w:pPr>
               <w:pStyle w:val="TableParagraph"/>
-              <w:spacing w:line="360" w:lineRule="exact"/>
               <w:jc w:val="center"/>
               <w:rPr>
                 <w:rFonts w:ascii="Arial" w:eastAsia="Times New Roman" w:hAnsi="Arial" w:cs="Arial"/>
@@ -3107,7 +3080,7 @@
         </w:tc>
         <w:tc>
           <w:tcPr>
-            <w:tcW w:w="1417" w:type="dxa"/>
+            <w:tcW w:w="1984" w:type="dxa"/>
             <w:tcBorders>
               <w:top w:val="single" w:sz="6" w:space="0" w:color="000000"/>
               <w:left w:val="single" w:sz="6" w:space="0" w:color="000000"/>
@@ -3119,10 +3092,11 @@
           </w:tcPr>
           <w:p>
             <w:pPr>
-              <w:spacing w:line="360" w:lineRule="exact"/>
               <w:jc w:val="center"/>
               <w:rPr>
                 <w:rFonts w:ascii="Arial" w:hAnsi="Arial" w:cs="Arial"/>
+                <w:b/>
+                <w:bCs/>
                 <w:sz w:val="20"/>
                 <w:szCs w:val="20"/>
               </w:rPr>
@@ -3131,7 +3105,7 @@
         </w:tc>
         <w:tc>
           <w:tcPr>
-            <w:tcW w:w="1276" w:type="dxa"/>
+            <w:tcW w:w="1559" w:type="dxa"/>
             <w:tcBorders>
               <w:top w:val="single" w:sz="6" w:space="0" w:color="000000"/>
               <w:left w:val="single" w:sz="6" w:space="0" w:color="000000"/>
@@ -3143,7 +3117,6 @@
           </w:tcPr>
           <w:p>
             <w:pPr>
-              <w:spacing w:line="360" w:lineRule="exact"/>
               <w:jc w:val="center"/>
               <w:rPr>
                 <w:rFonts w:ascii="Arial" w:hAnsi="Arial" w:cs="Arial"/>
@@ -3167,7 +3140,29 @@
           </w:tcPr>
           <w:p>
             <w:pPr>
-              <w:spacing w:line="360" w:lineRule="exact"/>
+              <w:jc w:val="center"/>
+              <w:rPr>
+                <w:rFonts w:ascii="Arial" w:hAnsi="Arial" w:cs="Arial"/>
+                <w:sz w:val="20"/>
+                <w:szCs w:val="20"/>
+              </w:rPr>
+            </w:pPr>
+          </w:p>
+        </w:tc>
+        <w:tc>
+          <w:tcPr>
+            <w:tcW w:w="1701" w:type="dxa"/>
+            <w:tcBorders>
+              <w:top w:val="single" w:sz="6" w:space="0" w:color="000000"/>
+              <w:left w:val="single" w:sz="6" w:space="0" w:color="000000"/>
+              <w:bottom w:val="single" w:sz="6" w:space="0" w:color="000000"/>
+              <w:right w:val="single" w:sz="6" w:space="0" w:color="000000"/>
+            </w:tcBorders>
+            <w:shd w:val="clear" w:color="auto" w:fill="FFFFFF" w:themeFill="background1"/>
+            <w:vAlign w:val="center"/>
+          </w:tcPr>
+          <w:p>
+            <w:pPr>
               <w:jc w:val="center"/>
               <w:rPr>
                 <w:rFonts w:ascii="Arial" w:hAnsi="Arial" w:cs="Arial"/>
@@ -3191,31 +3186,6 @@
           </w:tcPr>
           <w:p>
             <w:pPr>
-              <w:spacing w:line="360" w:lineRule="exact"/>
-              <w:jc w:val="center"/>
-              <w:rPr>
-                <w:rFonts w:ascii="Arial" w:hAnsi="Arial" w:cs="Arial"/>
-                <w:sz w:val="20"/>
-                <w:szCs w:val="20"/>
-              </w:rPr>
-            </w:pPr>
-          </w:p>
-        </w:tc>
-        <w:tc>
-          <w:tcPr>
-            <w:tcW w:w="1985" w:type="dxa"/>
-            <w:tcBorders>
-              <w:top w:val="single" w:sz="6" w:space="0" w:color="000000"/>
-              <w:left w:val="single" w:sz="6" w:space="0" w:color="000000"/>
-              <w:bottom w:val="single" w:sz="6" w:space="0" w:color="000000"/>
-              <w:right w:val="single" w:sz="6" w:space="0" w:color="000000"/>
-            </w:tcBorders>
-            <w:shd w:val="clear" w:color="auto" w:fill="FFFFFF" w:themeFill="background1"/>
-            <w:vAlign w:val="center"/>
-          </w:tcPr>
-          <w:p>
-            <w:pPr>
-              <w:spacing w:line="360" w:lineRule="exact"/>
               <w:jc w:val="center"/>
               <w:rPr>
                 <w:rFonts w:ascii="Arial" w:hAnsi="Arial" w:cs="Arial"/>
@@ -3228,7 +3198,7 @@
       </w:tr>
       <w:tr>
         <w:trPr>
-          <w:trHeight w:hRule="exact" w:val="848"/>
+          <w:trHeight w:hRule="exact" w:val="1831"/>
         </w:trPr>
         <w:tc>
           <w:tcPr>
@@ -3245,7 +3215,6 @@
           <w:p>
             <w:pPr>
               <w:pStyle w:val="TableParagraph"/>
-              <w:spacing w:line="360" w:lineRule="exact"/>
               <w:jc w:val="center"/>
               <w:rPr>
                 <w:rFonts w:ascii="Arial" w:hAnsi="Arial" w:cs="Arial"/>
@@ -3267,7 +3236,6 @@
           <w:p>
             <w:pPr>
               <w:pStyle w:val="TableParagraph"/>
-              <w:spacing w:line="360" w:lineRule="exact"/>
               <w:jc w:val="center"/>
               <w:rPr>
                 <w:rFonts w:ascii="Arial" w:eastAsia="Times New Roman" w:hAnsi="Arial" w:cs="Arial"/>
@@ -3288,7 +3256,7 @@
         </w:tc>
         <w:tc>
           <w:tcPr>
-            <w:tcW w:w="851" w:type="dxa"/>
+            <w:tcW w:w="426" w:type="dxa"/>
             <w:tcBorders>
               <w:top w:val="single" w:sz="6" w:space="0" w:color="000000"/>
               <w:left w:val="single" w:sz="6" w:space="0" w:color="000000"/>
@@ -3301,7 +3269,6 @@
           <w:p>
             <w:pPr>
               <w:pStyle w:val="TableParagraph"/>
-              <w:spacing w:line="360" w:lineRule="exact"/>
               <w:jc w:val="center"/>
               <w:rPr>
                 <w:rFonts w:ascii="Arial" w:eastAsia="Times New Roman" w:hAnsi="Arial" w:cs="Arial"/>
@@ -3313,7 +3280,7 @@
         </w:tc>
         <w:tc>
           <w:tcPr>
-            <w:tcW w:w="1417" w:type="dxa"/>
+            <w:tcW w:w="1984" w:type="dxa"/>
             <w:tcBorders>
               <w:top w:val="single" w:sz="6" w:space="0" w:color="000000"/>
               <w:left w:val="single" w:sz="6" w:space="0" w:color="000000"/>
@@ -3325,7 +3292,6 @@
           </w:tcPr>
           <w:p>
             <w:pPr>
-              <w:spacing w:line="360" w:lineRule="exact"/>
               <w:jc w:val="center"/>
               <w:rPr>
                 <w:rFonts w:ascii="Arial" w:hAnsi="Arial" w:cs="Arial"/>
@@ -3337,7 +3303,7 @@
         </w:tc>
         <w:tc>
           <w:tcPr>
-            <w:tcW w:w="1276" w:type="dxa"/>
+            <w:tcW w:w="1559" w:type="dxa"/>
             <w:tcBorders>
               <w:top w:val="single" w:sz="6" w:space="0" w:color="000000"/>
               <w:left w:val="single" w:sz="6" w:space="0" w:color="000000"/>
@@ -3349,7 +3315,6 @@
           </w:tcPr>
           <w:p>
             <w:pPr>
-              <w:spacing w:line="360" w:lineRule="exact"/>
               <w:jc w:val="center"/>
               <w:rPr>
                 <w:rFonts w:ascii="Arial" w:hAnsi="Arial" w:cs="Arial"/>
@@ -3373,7 +3338,29 @@
           </w:tcPr>
           <w:p>
             <w:pPr>
-              <w:spacing w:line="360" w:lineRule="exact"/>
+              <w:jc w:val="center"/>
+              <w:rPr>
+                <w:rFonts w:ascii="Arial" w:hAnsi="Arial" w:cs="Arial"/>
+                <w:sz w:val="20"/>
+                <w:szCs w:val="20"/>
+              </w:rPr>
+            </w:pPr>
+          </w:p>
+        </w:tc>
+        <w:tc>
+          <w:tcPr>
+            <w:tcW w:w="1701" w:type="dxa"/>
+            <w:tcBorders>
+              <w:top w:val="single" w:sz="6" w:space="0" w:color="000000"/>
+              <w:left w:val="single" w:sz="6" w:space="0" w:color="000000"/>
+              <w:bottom w:val="single" w:sz="6" w:space="0" w:color="000000"/>
+              <w:right w:val="single" w:sz="6" w:space="0" w:color="000000"/>
+            </w:tcBorders>
+            <w:shd w:val="clear" w:color="auto" w:fill="FFFFFF" w:themeFill="background1"/>
+            <w:vAlign w:val="center"/>
+          </w:tcPr>
+          <w:p>
+            <w:pPr>
               <w:jc w:val="center"/>
               <w:rPr>
                 <w:rFonts w:ascii="Arial" w:hAnsi="Arial" w:cs="Arial"/>
@@ -3397,31 +3384,6 @@
           </w:tcPr>
           <w:p>
             <w:pPr>
-              <w:spacing w:line="360" w:lineRule="exact"/>
-              <w:jc w:val="center"/>
-              <w:rPr>
-                <w:rFonts w:ascii="Arial" w:hAnsi="Arial" w:cs="Arial"/>
-                <w:sz w:val="20"/>
-                <w:szCs w:val="20"/>
-              </w:rPr>
-            </w:pPr>
-          </w:p>
-        </w:tc>
-        <w:tc>
-          <w:tcPr>
-            <w:tcW w:w="1985" w:type="dxa"/>
-            <w:tcBorders>
-              <w:top w:val="single" w:sz="6" w:space="0" w:color="000000"/>
-              <w:left w:val="single" w:sz="6" w:space="0" w:color="000000"/>
-              <w:bottom w:val="single" w:sz="6" w:space="0" w:color="000000"/>
-              <w:right w:val="single" w:sz="6" w:space="0" w:color="000000"/>
-            </w:tcBorders>
-            <w:shd w:val="clear" w:color="auto" w:fill="FFFFFF" w:themeFill="background1"/>
-            <w:vAlign w:val="center"/>
-          </w:tcPr>
-          <w:p>
-            <w:pPr>
-              <w:spacing w:line="360" w:lineRule="exact"/>
               <w:jc w:val="center"/>
               <w:rPr>
                 <w:rFonts w:ascii="Arial" w:hAnsi="Arial" w:cs="Arial"/>
@@ -3435,6 +3397,34 @@
     </w:tbl>
     <w:p>
       <w:pPr>
+        <w:spacing w:line="340" w:lineRule="exact"/>
+        <w:jc w:val="both"/>
+        <w:rPr>
+          <w:rStyle w:val="Fuerte"/>
+          <w:rFonts w:ascii="Lato" w:hAnsi="Lato"/>
+          <w:color w:val="E03E2D"/>
+          <w:sz w:val="28"/>
+          <w:szCs w:val="28"/>
+          <w:shd w:val="clear" w:color="auto" w:fill="FFFFFF"/>
+        </w:rPr>
+      </w:pPr>
+    </w:p>
+    <w:p>
+      <w:pPr>
+        <w:spacing w:line="340" w:lineRule="exact"/>
+        <w:jc w:val="both"/>
+        <w:rPr>
+          <w:rStyle w:val="Fuerte"/>
+          <w:rFonts w:ascii="Lato" w:hAnsi="Lato"/>
+          <w:color w:val="E03E2D"/>
+          <w:sz w:val="28"/>
+          <w:szCs w:val="28"/>
+          <w:shd w:val="clear" w:color="auto" w:fill="FFFFFF"/>
+        </w:rPr>
+      </w:pPr>
+    </w:p>
+    <w:p>
+      <w:pPr>
         <w:tabs>
           <w:tab w:val="left" w:pos="941"/>
         </w:tabs>
@@ -3446,35 +3436,20 @@
           <w:spacing w:val="-1"/>
         </w:rPr>
       </w:pPr>
-    </w:p>
-    <w:p>
-      <w:pPr>
-        <w:tabs>
-          <w:tab w:val="left" w:pos="941"/>
-        </w:tabs>
-        <w:spacing w:line="300" w:lineRule="exact"/>
-        <w:ind w:right="17"/>
-        <w:jc w:val="both"/>
-        <w:rPr>
-          <w:rFonts w:ascii="Arial" w:hAnsi="Arial" w:cs="Arial"/>
-          <w:spacing w:val="-1"/>
-        </w:rPr>
-      </w:pPr>
       <w:r>
         <w:rPr>
           <w:noProof/>
         </w:rPr>
-        <w:lastRenderedPageBreak/>
         <mc:AlternateContent>
           <mc:Choice Requires="wps">
             <w:drawing>
-              <wp:anchor distT="45720" distB="45720" distL="114300" distR="114300" simplePos="0" relativeHeight="251657216" behindDoc="0" locked="0" layoutInCell="1" allowOverlap="1" wp14:anchorId="69C346FF" wp14:editId="2C40DF3A">
+              <wp:anchor distT="45720" distB="45720" distL="114300" distR="114300" simplePos="0" relativeHeight="251660288" behindDoc="0" locked="0" layoutInCell="1" allowOverlap="1" wp14:anchorId="69C346FF" wp14:editId="00AD2DA7">
                 <wp:simplePos x="0" y="0"/>
                 <wp:positionH relativeFrom="margin">
-                  <wp:posOffset>-152400</wp:posOffset>
+                  <wp:posOffset>66675</wp:posOffset>
                 </wp:positionH>
                 <wp:positionV relativeFrom="paragraph">
-                  <wp:posOffset>340360</wp:posOffset>
+                  <wp:posOffset>337820</wp:posOffset>
                 </wp:positionV>
                 <wp:extent cx="6648450" cy="2743200"/>
                 <wp:effectExtent l="0" t="0" r="19050" b="19050"/>
@@ -3520,7 +3495,7 @@
                                 <wp:inline distT="0" distB="0" distL="0" distR="0" wp14:anchorId="1443AFCB" wp14:editId="0505A6CB">
                                   <wp:extent cx="6383655" cy="2642870"/>
                                   <wp:effectExtent l="0" t="0" r="0" b="5080"/>
-                                  <wp:docPr id="587230216" name="Picture 1" descr="A diagram of a network&#10;&#10;AI-generated content may be incorrect."/>
+                                  <wp:docPr id="2021564440" name="Picture 1" descr="A diagram of a network&#10;&#10;AI-generated content may be incorrect."/>
                                   <wp:cNvGraphicFramePr>
                                     <a:graphicFrameLocks xmlns:a="http://schemas.openxmlformats.org/drawingml/2006/main" noChangeAspect="1"/>
                                   </wp:cNvGraphicFramePr>
@@ -3576,7 +3551,7 @@
                 <v:stroke joinstyle="miter"/>
                 <v:path gradientshapeok="t" o:connecttype="rect"/>
               </v:shapetype>
-              <v:shape id="Cuadro de texto 2" o:spid="_x0000_s1026" type="#_x0000_t202" style="position:absolute;left:0;text-align:left;margin-left:-12pt;margin-top:26.8pt;width:523.5pt;height:3in;z-index:251657216;visibility:visible;mso-wrap-style:square;mso-width-percent:0;mso-height-percent:0;mso-wrap-distance-left:9pt;mso-wrap-distance-top:3.6pt;mso-wrap-distance-right:9pt;mso-wrap-distance-bottom:3.6pt;mso-position-horizontal:absolute;mso-position-horizontal-relative:margin;mso-position-vertical:absolute;mso-position-vertical-relative:text;mso-width-percent:0;mso-height-percent:0;mso-width-relative:margin;mso-height-relative:margin;v-text-anchor:top" o:gfxdata="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">
+              <v:shape id="Cuadro de texto 2" o:spid="_x0000_s1026" type="#_x0000_t202" style="position:absolute;left:0;text-align:left;margin-left:5.25pt;margin-top:26.6pt;width:523.5pt;height:3in;z-index:251660288;visibility:visible;mso-wrap-style:square;mso-width-percent:0;mso-height-percent:0;mso-wrap-distance-left:9pt;mso-wrap-distance-top:3.6pt;mso-wrap-distance-right:9pt;mso-wrap-distance-bottom:3.6pt;mso-position-horizontal:absolute;mso-position-horizontal-relative:margin;mso-position-vertical:absolute;mso-position-vertical-relative:text;mso-width-percent:0;mso-height-percent:0;mso-width-relative:margin;mso-height-relative:margin;v-text-anchor:top" o:gfxdata="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">
                 <v:textbox>
                   <w:txbxContent>
                     <w:p>
@@ -3588,7 +3563,7 @@
                           <wp:inline distT="0" distB="0" distL="0" distR="0" wp14:anchorId="1443AFCB" wp14:editId="0505A6CB">
                             <wp:extent cx="6383655" cy="2642870"/>
                             <wp:effectExtent l="0" t="0" r="0" b="5080"/>
-                            <wp:docPr id="587230216" name="Picture 1" descr="A diagram of a network&#10;&#10;AI-generated content may be incorrect."/>
+                            <wp:docPr id="2021564440" name="Picture 1" descr="A diagram of a network&#10;&#10;AI-generated content may be incorrect."/>
                             <wp:cNvGraphicFramePr>
                               <a:graphicFrameLocks xmlns:a="http://schemas.openxmlformats.org/drawingml/2006/main" noChangeAspect="1"/>
                             </wp:cNvGraphicFramePr>
@@ -3629,26 +3604,35 @@
           </mc:Fallback>
         </mc:AlternateContent>
       </w:r>
+      <w:bookmarkStart w:id="0" w:name="_Hlk182235985"/>
     </w:p>
     <w:p>
       <w:pPr>
-        <w:pStyle w:val="ListParagraph"/>
-        <w:numPr>
-          <w:ilvl w:val="0"/>
-          <w:numId w:val="23"/>
-        </w:numPr>
         <w:tabs>
           <w:tab w:val="left" w:pos="941"/>
         </w:tabs>
-        <w:spacing w:before="120" w:line="300" w:lineRule="exact"/>
-        <w:ind w:left="357" w:right="17" w:hanging="357"/>
+        <w:spacing w:line="300" w:lineRule="exact"/>
+        <w:ind w:right="17"/>
         <w:jc w:val="both"/>
         <w:rPr>
           <w:rFonts w:ascii="Arial" w:hAnsi="Arial" w:cs="Arial"/>
           <w:spacing w:val="-1"/>
         </w:rPr>
       </w:pPr>
-      <w:bookmarkStart w:id="0" w:name="_Hlk182235985"/>
+    </w:p>
+    <w:p>
+      <w:pPr>
+        <w:tabs>
+          <w:tab w:val="left" w:pos="941"/>
+        </w:tabs>
+        <w:spacing w:line="300" w:lineRule="exact"/>
+        <w:ind w:right="17"/>
+        <w:jc w:val="both"/>
+        <w:rPr>
+          <w:rFonts w:ascii="Arial" w:hAnsi="Arial" w:cs="Arial"/>
+          <w:spacing w:val="-1"/>
+        </w:rPr>
+      </w:pPr>
       <w:r>
         <w:rPr>
           <w:rFonts w:ascii="Arial" w:hAnsi="Arial" w:cs="Arial"/>
@@ -3694,7 +3678,7 @@
     </w:p>
     <w:p>
       <w:pPr>
-        <w:pStyle w:val="BodyText"/>
+        <w:pStyle w:val="Textoindependiente"/>
         <w:numPr>
           <w:ilvl w:val="0"/>
           <w:numId w:val="38"/>
@@ -3774,7 +3758,7 @@
     </w:p>
     <w:p>
       <w:pPr>
-        <w:pStyle w:val="BodyText"/>
+        <w:pStyle w:val="Textoindependiente"/>
         <w:numPr>
           <w:ilvl w:val="0"/>
           <w:numId w:val="38"/>
@@ -3830,7 +3814,7 @@
     </w:p>
     <w:p>
       <w:pPr>
-        <w:pStyle w:val="BodyText"/>
+        <w:pStyle w:val="Textoindependiente"/>
         <w:numPr>
           <w:ilvl w:val="0"/>
           <w:numId w:val="38"/>
@@ -5566,7 +5550,23 @@
     </w:p>
     <w:p>
       <w:pPr>
-        <w:pStyle w:val="ListParagraph"/>
+        <w:spacing w:line="360" w:lineRule="exact"/>
+        <w:rPr>
+          <w:rFonts w:ascii="Arial" w:eastAsia="Times New Roman" w:hAnsi="Arial" w:cs="Arial"/>
+        </w:rPr>
+      </w:pPr>
+    </w:p>
+    <w:p>
+      <w:pPr>
+        <w:spacing w:line="360" w:lineRule="exact"/>
+        <w:rPr>
+          <w:rFonts w:ascii="Arial" w:eastAsia="Times New Roman" w:hAnsi="Arial" w:cs="Arial"/>
+        </w:rPr>
+      </w:pPr>
+    </w:p>
+    <w:p>
+      <w:pPr>
+        <w:pStyle w:val="Prrafodelista"/>
         <w:numPr>
           <w:ilvl w:val="0"/>
           <w:numId w:val="23"/>
@@ -5694,7 +5694,7 @@
     </w:p>
     <w:p>
       <w:pPr>
-        <w:pStyle w:val="ListParagraph"/>
+        <w:pStyle w:val="Prrafodelista"/>
         <w:numPr>
           <w:ilvl w:val="0"/>
           <w:numId w:val="23"/>
@@ -5715,7 +5715,6 @@
           <w:rFonts w:ascii="Arial" w:hAnsi="Arial" w:cs="Arial"/>
           <w:spacing w:val="-1"/>
         </w:rPr>
-        <w:lastRenderedPageBreak/>
         <w:t>Realizar</w:t>
       </w:r>
       <w:r>
@@ -5744,7 +5743,7 @@
     </w:p>
     <w:p>
       <w:pPr>
-        <w:pStyle w:val="ListParagraph"/>
+        <w:pStyle w:val="Prrafodelista"/>
         <w:numPr>
           <w:ilvl w:val="0"/>
           <w:numId w:val="27"/>
@@ -5799,7 +5798,7 @@
     </w:p>
     <w:p>
       <w:pPr>
-        <w:pStyle w:val="ListParagraph"/>
+        <w:pStyle w:val="Prrafodelista"/>
         <w:numPr>
           <w:ilvl w:val="0"/>
           <w:numId w:val="27"/>
@@ -5864,7 +5863,7 @@
     </w:p>
     <w:p>
       <w:pPr>
-        <w:pStyle w:val="ListParagraph"/>
+        <w:pStyle w:val="Prrafodelista"/>
         <w:numPr>
           <w:ilvl w:val="0"/>
           <w:numId w:val="27"/>
@@ -5968,7 +5967,7 @@
     </w:p>
     <w:p>
       <w:pPr>
-        <w:pStyle w:val="ListParagraph"/>
+        <w:pStyle w:val="Prrafodelista"/>
         <w:numPr>
           <w:ilvl w:val="0"/>
           <w:numId w:val="27"/>
@@ -6118,7 +6117,7 @@
     </w:p>
     <w:p>
       <w:pPr>
-        <w:pStyle w:val="ListParagraph"/>
+        <w:pStyle w:val="Prrafodelista"/>
         <w:numPr>
           <w:ilvl w:val="0"/>
           <w:numId w:val="27"/>
@@ -6247,7 +6246,7 @@
     </w:p>
     <w:p>
       <w:pPr>
-        <w:pStyle w:val="ListParagraph"/>
+        <w:pStyle w:val="Prrafodelista"/>
         <w:numPr>
           <w:ilvl w:val="0"/>
           <w:numId w:val="27"/>
@@ -6373,7 +6372,7 @@
     </w:p>
     <w:p>
       <w:pPr>
-        <w:pStyle w:val="ListParagraph"/>
+        <w:pStyle w:val="Prrafodelista"/>
         <w:numPr>
           <w:ilvl w:val="0"/>
           <w:numId w:val="27"/>
@@ -6445,7 +6444,7 @@
     </w:p>
     <w:p>
       <w:pPr>
-        <w:pStyle w:val="ListParagraph"/>
+        <w:pStyle w:val="Prrafodelista"/>
         <w:tabs>
           <w:tab w:val="left" w:pos="284"/>
         </w:tabs>
@@ -6457,7 +6456,7 @@
     </w:p>
     <w:p>
       <w:pPr>
-        <w:pStyle w:val="ListParagraph"/>
+        <w:pStyle w:val="Prrafodelista"/>
         <w:numPr>
           <w:ilvl w:val="0"/>
           <w:numId w:val="23"/>
@@ -6515,7 +6514,7 @@
     </w:p>
     <w:p>
       <w:pPr>
-        <w:pStyle w:val="ListParagraph"/>
+        <w:pStyle w:val="Prrafodelista"/>
         <w:numPr>
           <w:ilvl w:val="0"/>
           <w:numId w:val="26"/>
@@ -6572,7 +6571,7 @@
     </w:p>
     <w:p>
       <w:pPr>
-        <w:pStyle w:val="ListParagraph"/>
+        <w:pStyle w:val="Prrafodelista"/>
         <w:numPr>
           <w:ilvl w:val="0"/>
           <w:numId w:val="26"/>
@@ -6639,7 +6638,7 @@
     </w:p>
     <w:p>
       <w:pPr>
-        <w:pStyle w:val="ListParagraph"/>
+        <w:pStyle w:val="Prrafodelista"/>
         <w:numPr>
           <w:ilvl w:val="0"/>
           <w:numId w:val="26"/>
@@ -6716,7 +6715,7 @@
     </w:p>
     <w:p>
       <w:pPr>
-        <w:pStyle w:val="ListParagraph"/>
+        <w:pStyle w:val="Prrafodelista"/>
         <w:numPr>
           <w:ilvl w:val="0"/>
           <w:numId w:val="26"/>
@@ -6809,7 +6808,7 @@
     </w:p>
     <w:p>
       <w:pPr>
-        <w:pStyle w:val="ListParagraph"/>
+        <w:pStyle w:val="Prrafodelista"/>
         <w:numPr>
           <w:ilvl w:val="0"/>
           <w:numId w:val="26"/>
@@ -6911,7 +6910,7 @@
     </w:p>
     <w:p>
       <w:pPr>
-        <w:pStyle w:val="ListParagraph"/>
+        <w:pStyle w:val="Prrafodelista"/>
         <w:numPr>
           <w:ilvl w:val="0"/>
           <w:numId w:val="26"/>
@@ -7063,7 +7062,7 @@
     </w:p>
     <w:p>
       <w:pPr>
-        <w:pStyle w:val="ListParagraph"/>
+        <w:pStyle w:val="Prrafodelista"/>
         <w:numPr>
           <w:ilvl w:val="0"/>
           <w:numId w:val="23"/>
@@ -7769,7 +7768,7 @@
     </w:p>
     <w:p>
       <w:pPr>
-        <w:pStyle w:val="ListParagraph"/>
+        <w:pStyle w:val="Prrafodelista"/>
         <w:numPr>
           <w:ilvl w:val="0"/>
           <w:numId w:val="23"/>
@@ -7881,19 +7880,76 @@
     <w:p>
       <w:pPr>
         <w:tabs>
-          <w:tab w:val="left" w:pos="284"/>
+          <w:tab w:val="left" w:pos="941"/>
         </w:tabs>
-        <w:ind w:right="113"/>
-        <w:rPr>
-          <w:rFonts w:ascii="Arial" w:hAnsi="Arial" w:cs="Arial"/>
-          <w:sz w:val="16"/>
-          <w:szCs w:val="16"/>
+        <w:spacing w:after="120" w:line="360" w:lineRule="exact"/>
+        <w:ind w:right="198"/>
+        <w:jc w:val="both"/>
+        <w:rPr>
+          <w:rFonts w:ascii="Arial" w:hAnsi="Arial" w:cs="Arial"/>
+          <w:spacing w:val="-1"/>
         </w:rPr>
       </w:pPr>
     </w:p>
     <w:p>
       <w:pPr>
-        <w:pStyle w:val="ListParagraph"/>
+        <w:tabs>
+          <w:tab w:val="left" w:pos="941"/>
+        </w:tabs>
+        <w:spacing w:after="120" w:line="360" w:lineRule="exact"/>
+        <w:ind w:right="198"/>
+        <w:jc w:val="both"/>
+        <w:rPr>
+          <w:rFonts w:ascii="Arial" w:hAnsi="Arial" w:cs="Arial"/>
+          <w:spacing w:val="-1"/>
+        </w:rPr>
+      </w:pPr>
+    </w:p>
+    <w:p>
+      <w:pPr>
+        <w:tabs>
+          <w:tab w:val="left" w:pos="941"/>
+        </w:tabs>
+        <w:spacing w:after="120" w:line="360" w:lineRule="exact"/>
+        <w:ind w:right="198"/>
+        <w:jc w:val="both"/>
+        <w:rPr>
+          <w:rFonts w:ascii="Arial" w:hAnsi="Arial" w:cs="Arial"/>
+          <w:spacing w:val="-1"/>
+        </w:rPr>
+      </w:pPr>
+    </w:p>
+    <w:p>
+      <w:pPr>
+        <w:tabs>
+          <w:tab w:val="left" w:pos="941"/>
+        </w:tabs>
+        <w:spacing w:after="120" w:line="360" w:lineRule="exact"/>
+        <w:ind w:right="198"/>
+        <w:jc w:val="both"/>
+        <w:rPr>
+          <w:rFonts w:ascii="Arial" w:hAnsi="Arial" w:cs="Arial"/>
+          <w:spacing w:val="-1"/>
+        </w:rPr>
+      </w:pPr>
+    </w:p>
+    <w:p>
+      <w:pPr>
+        <w:tabs>
+          <w:tab w:val="left" w:pos="941"/>
+        </w:tabs>
+        <w:spacing w:after="120" w:line="360" w:lineRule="exact"/>
+        <w:ind w:right="198"/>
+        <w:jc w:val="both"/>
+        <w:rPr>
+          <w:rFonts w:ascii="Arial" w:hAnsi="Arial" w:cs="Arial"/>
+          <w:spacing w:val="-1"/>
+        </w:rPr>
+      </w:pPr>
+    </w:p>
+    <w:p>
+      <w:pPr>
+        <w:pStyle w:val="Prrafodelista"/>
         <w:numPr>
           <w:ilvl w:val="0"/>
           <w:numId w:val="23"/>
@@ -7926,7 +7982,7 @@
     </w:p>
     <w:p>
       <w:pPr>
-        <w:pStyle w:val="ListParagraph"/>
+        <w:pStyle w:val="Prrafodelista"/>
         <w:numPr>
           <w:ilvl w:val="1"/>
           <w:numId w:val="23"/>
@@ -8520,7 +8576,7 @@
     </w:p>
     <w:p>
       <w:pPr>
-        <w:pStyle w:val="ListParagraph"/>
+        <w:pStyle w:val="Prrafodelista"/>
         <w:numPr>
           <w:ilvl w:val="1"/>
           <w:numId w:val="23"/>
@@ -8995,35 +9051,7 @@
               <w:rPr>
                 <w:rFonts w:ascii="Arial" w:hAnsi="Arial" w:cs="Arial"/>
               </w:rPr>
-              <w:t>(</w:t>
-            </w:r>
-            <w:proofErr w:type="spellStart"/>
-            <w:r>
-              <w:rPr>
-                <w:rFonts w:ascii="Arial" w:hAnsi="Arial" w:cs="Arial"/>
-              </w:rPr>
-              <w:t>Fail</w:t>
-            </w:r>
-            <w:proofErr w:type="spellEnd"/>
-            <w:r>
-              <w:rPr>
-                <w:rFonts w:ascii="Arial" w:hAnsi="Arial" w:cs="Arial"/>
-              </w:rPr>
-              <w:t xml:space="preserve"> / </w:t>
-            </w:r>
-            <w:proofErr w:type="spellStart"/>
-            <w:r>
-              <w:rPr>
-                <w:rFonts w:ascii="Arial" w:hAnsi="Arial" w:cs="Arial"/>
-              </w:rPr>
-              <w:t>Success</w:t>
-            </w:r>
-            <w:proofErr w:type="spellEnd"/>
-            <w:r>
-              <w:rPr>
-                <w:rFonts w:ascii="Arial" w:hAnsi="Arial" w:cs="Arial"/>
-              </w:rPr>
-              <w:t>)</w:t>
+              <w:t>(Fail / Success)</w:t>
             </w:r>
           </w:p>
         </w:tc>
@@ -14078,7 +14106,7 @@
       <w:lang w:val="es-MX"/>
     </w:rPr>
   </w:style>
-  <w:style w:type="paragraph" w:styleId="Heading1">
+  <w:style w:type="paragraph" w:styleId="Ttulo1">
     <w:name w:val="heading 1"/>
     <w:basedOn w:val="Normal"/>
     <w:uiPriority w:val="9"/>
@@ -14094,7 +14122,7 @@
       <w:szCs w:val="28"/>
     </w:rPr>
   </w:style>
-  <w:style w:type="paragraph" w:styleId="Heading2">
+  <w:style w:type="paragraph" w:styleId="Ttulo2">
     <w:name w:val="heading 2"/>
     <w:basedOn w:val="Normal"/>
     <w:uiPriority w:val="9"/>
@@ -14113,7 +14141,7 @@
       <w:szCs w:val="24"/>
     </w:rPr>
   </w:style>
-  <w:style w:type="paragraph" w:styleId="Heading3">
+  <w:style w:type="paragraph" w:styleId="Ttulo3">
     <w:name w:val="heading 3"/>
     <w:basedOn w:val="Normal"/>
     <w:uiPriority w:val="9"/>
@@ -14129,7 +14157,7 @@
       <w:szCs w:val="24"/>
     </w:rPr>
   </w:style>
-  <w:style w:type="paragraph" w:styleId="Heading4">
+  <w:style w:type="paragraph" w:styleId="Ttulo4">
     <w:name w:val="heading 4"/>
     <w:basedOn w:val="Normal"/>
     <w:uiPriority w:val="9"/>
@@ -14143,7 +14171,7 @@
       <w:rFonts w:ascii="Arial" w:eastAsia="Arial" w:hAnsi="Arial"/>
     </w:rPr>
   </w:style>
-  <w:style w:type="paragraph" w:styleId="Heading5">
+  <w:style w:type="paragraph" w:styleId="Ttulo5">
     <w:name w:val="heading 5"/>
     <w:basedOn w:val="Normal"/>
     <w:uiPriority w:val="9"/>
@@ -14162,7 +14190,7 @@
       <w:szCs w:val="20"/>
     </w:rPr>
   </w:style>
-  <w:style w:type="paragraph" w:styleId="Heading6">
+  <w:style w:type="paragraph" w:styleId="Ttulo6">
     <w:name w:val="heading 6"/>
     <w:basedOn w:val="Normal"/>
     <w:uiPriority w:val="9"/>
@@ -14181,13 +14209,13 @@
       <w:szCs w:val="18"/>
     </w:rPr>
   </w:style>
-  <w:style w:type="character" w:default="1" w:styleId="DefaultParagraphFont">
+  <w:style w:type="character" w:default="1" w:styleId="Fuentedeprrafopredeter">
     <w:name w:val="Default Paragraph Font"/>
     <w:uiPriority w:val="1"/>
     <w:semiHidden/>
     <w:unhideWhenUsed/>
   </w:style>
-  <w:style w:type="table" w:default="1" w:styleId="TableNormal">
+  <w:style w:type="table" w:default="1" w:styleId="Tablanormal">
     <w:name w:val="Normal Table"/>
     <w:uiPriority w:val="99"/>
     <w:semiHidden/>
@@ -14202,7 +14230,7 @@
       </w:tblCellMar>
     </w:tblPr>
   </w:style>
-  <w:style w:type="numbering" w:default="1" w:styleId="NoList">
+  <w:style w:type="numbering" w:default="1" w:styleId="Sinlista">
     <w:name w:val="No List"/>
     <w:uiPriority w:val="99"/>
     <w:semiHidden/>
@@ -14224,7 +14252,7 @@
       </w:tblCellMar>
     </w:tblPr>
   </w:style>
-  <w:style w:type="paragraph" w:styleId="TOC1">
+  <w:style w:type="paragraph" w:styleId="TDC1">
     <w:name w:val="toc 1"/>
     <w:basedOn w:val="Normal"/>
     <w:uiPriority w:val="1"/>
@@ -14239,7 +14267,7 @@
       <w:szCs w:val="18"/>
     </w:rPr>
   </w:style>
-  <w:style w:type="paragraph" w:styleId="TOC2">
+  <w:style w:type="paragraph" w:styleId="TDC2">
     <w:name w:val="toc 2"/>
     <w:basedOn w:val="Normal"/>
     <w:uiPriority w:val="1"/>
@@ -14255,7 +14283,7 @@
       <w:i/>
     </w:rPr>
   </w:style>
-  <w:style w:type="paragraph" w:styleId="TOC3">
+  <w:style w:type="paragraph" w:styleId="TDC3">
     <w:name w:val="toc 3"/>
     <w:basedOn w:val="Normal"/>
     <w:uiPriority w:val="1"/>
@@ -14270,7 +14298,7 @@
       <w:szCs w:val="18"/>
     </w:rPr>
   </w:style>
-  <w:style w:type="paragraph" w:styleId="BodyText">
+  <w:style w:type="paragraph" w:styleId="Textoindependiente">
     <w:name w:val="Body Text"/>
     <w:basedOn w:val="Normal"/>
     <w:uiPriority w:val="1"/>
@@ -14285,7 +14313,7 @@
       <w:szCs w:val="18"/>
     </w:rPr>
   </w:style>
-  <w:style w:type="paragraph" w:styleId="ListParagraph">
+  <w:style w:type="paragraph" w:styleId="Prrafodelista">
     <w:name w:val="List Paragraph"/>
     <w:basedOn w:val="Normal"/>
     <w:uiPriority w:val="1"/>
@@ -14297,10 +14325,10 @@
     <w:uiPriority w:val="1"/>
     <w:qFormat/>
   </w:style>
-  <w:style w:type="paragraph" w:styleId="Header">
+  <w:style w:type="paragraph" w:styleId="Encabezado">
     <w:name w:val="header"/>
     <w:basedOn w:val="Normal"/>
-    <w:link w:val="HeaderChar"/>
+    <w:link w:val="EncabezadoCar"/>
     <w:uiPriority w:val="99"/>
     <w:unhideWhenUsed/>
     <w:rsid w:val="00541679"/>
@@ -14311,20 +14339,20 @@
       </w:tabs>
     </w:pPr>
   </w:style>
-  <w:style w:type="character" w:customStyle="1" w:styleId="HeaderChar">
-    <w:name w:val="Header Char"/>
-    <w:basedOn w:val="DefaultParagraphFont"/>
-    <w:link w:val="Header"/>
+  <w:style w:type="character" w:customStyle="1" w:styleId="EncabezadoCar">
+    <w:name w:val="Encabezado Car"/>
+    <w:basedOn w:val="Fuentedeprrafopredeter"/>
+    <w:link w:val="Encabezado"/>
     <w:uiPriority w:val="99"/>
     <w:rsid w:val="00541679"/>
     <w:rPr>
       <w:lang w:val="es-MX"/>
     </w:rPr>
   </w:style>
-  <w:style w:type="paragraph" w:styleId="Footer">
+  <w:style w:type="paragraph" w:styleId="Piedepgina">
     <w:name w:val="footer"/>
     <w:basedOn w:val="Normal"/>
-    <w:link w:val="FooterChar"/>
+    <w:link w:val="PiedepginaCar"/>
     <w:uiPriority w:val="99"/>
     <w:unhideWhenUsed/>
     <w:rsid w:val="00541679"/>
@@ -14335,19 +14363,19 @@
       </w:tabs>
     </w:pPr>
   </w:style>
-  <w:style w:type="character" w:customStyle="1" w:styleId="FooterChar">
-    <w:name w:val="Footer Char"/>
-    <w:basedOn w:val="DefaultParagraphFont"/>
-    <w:link w:val="Footer"/>
+  <w:style w:type="character" w:customStyle="1" w:styleId="PiedepginaCar">
+    <w:name w:val="Pie de página Car"/>
+    <w:basedOn w:val="Fuentedeprrafopredeter"/>
+    <w:link w:val="Piedepgina"/>
     <w:uiPriority w:val="99"/>
     <w:rsid w:val="00541679"/>
     <w:rPr>
       <w:lang w:val="es-MX"/>
     </w:rPr>
   </w:style>
-  <w:style w:type="table" w:styleId="TableGrid">
+  <w:style w:type="table" w:styleId="Tablaconcuadrcula">
     <w:name w:val="Table Grid"/>
-    <w:basedOn w:val="TableNormal"/>
+    <w:basedOn w:val="Tablanormal"/>
     <w:uiPriority w:val="39"/>
     <w:rsid w:val="00314706"/>
     <w:tblPr>
@@ -14361,9 +14389,9 @@
       </w:tblBorders>
     </w:tblPr>
   </w:style>
-  <w:style w:type="character" w:styleId="Strong">
+  <w:style w:type="character" w:styleId="Fuerte">
     <w:name w:val="Strong"/>
-    <w:basedOn w:val="DefaultParagraphFont"/>
+    <w:basedOn w:val="Fuentedeprrafopredeter"/>
     <w:uiPriority w:val="22"/>
     <w:qFormat/>
     <w:rsid w:val="00614376"/>

--- a/Calendario2026/Actividades/Actividad12_DHCP/v1/12. ConfiguraciónDHCP.docx
+++ b/Calendario2026/Actividades/Actividad12_DHCP/v1/12. ConfiguraciónDHCP.docx
@@ -3638,7 +3638,129 @@
           <w:rFonts w:ascii="Arial" w:hAnsi="Arial" w:cs="Arial"/>
           <w:spacing w:val="-1"/>
         </w:rPr>
-        <w:t>Asigna y escribe en cada línea de la siguiente tabla, las direcciones IP de las interfaces de los equipos de interconexión y sus máscaras en notación punto decimal que utilizarás en la solución. Recuerda que esta información te ayudará a evitar duplicación de direcciones IP.</w:t>
+        <w:t>Complete la siguiente tabla con las</w:t>
+      </w:r>
+      <w:r>
+        <w:rPr>
+          <w:rFonts w:ascii="Arial" w:hAnsi="Arial" w:cs="Arial"/>
+          <w:spacing w:val="-1"/>
+        </w:rPr>
+        <w:t xml:space="preserve"> </w:t>
+      </w:r>
+      <w:r>
+        <w:rPr>
+          <w:rFonts w:ascii="Arial" w:hAnsi="Arial" w:cs="Arial"/>
+          <w:b/>
+          <w:bCs/>
+          <w:spacing w:val="-1"/>
+        </w:rPr>
+        <w:t>direcciones IP</w:t>
+      </w:r>
+      <w:r>
+        <w:rPr>
+          <w:rFonts w:ascii="Arial" w:hAnsi="Arial" w:cs="Arial"/>
+          <w:spacing w:val="-1"/>
+        </w:rPr>
+        <w:t xml:space="preserve"> </w:t>
+      </w:r>
+      <w:r>
+        <w:rPr>
+          <w:rFonts w:ascii="Arial" w:hAnsi="Arial" w:cs="Arial"/>
+          <w:spacing w:val="-1"/>
+        </w:rPr>
+        <w:t xml:space="preserve">y las </w:t>
+      </w:r>
+      <w:r>
+        <w:rPr>
+          <w:rFonts w:ascii="Arial" w:hAnsi="Arial" w:cs="Arial"/>
+          <w:b/>
+          <w:bCs/>
+          <w:spacing w:val="-1"/>
+        </w:rPr>
+        <w:t>máscaras de subred</w:t>
+      </w:r>
+      <w:r>
+        <w:rPr>
+          <w:rFonts w:ascii="Arial" w:hAnsi="Arial" w:cs="Arial"/>
+          <w:spacing w:val="-1"/>
+        </w:rPr>
+        <w:t xml:space="preserve"> (en notación decimal) para cada </w:t>
+      </w:r>
+      <w:proofErr w:type="gramStart"/>
+      <w:r>
+        <w:rPr>
+          <w:rFonts w:ascii="Arial" w:hAnsi="Arial" w:cs="Arial"/>
+          <w:spacing w:val="-1"/>
+        </w:rPr>
+        <w:t>interface</w:t>
+      </w:r>
+      <w:proofErr w:type="gramEnd"/>
+      <w:r>
+        <w:rPr>
+          <w:rFonts w:ascii="Arial" w:hAnsi="Arial" w:cs="Arial"/>
+          <w:spacing w:val="-1"/>
+        </w:rPr>
+        <w:t xml:space="preserve"> </w:t>
+      </w:r>
+      <w:r>
+        <w:rPr>
+          <w:rFonts w:ascii="Arial" w:hAnsi="Arial" w:cs="Arial"/>
+          <w:spacing w:val="-1"/>
+        </w:rPr>
+        <w:t xml:space="preserve">de los </w:t>
+      </w:r>
+      <w:r>
+        <w:rPr>
+          <w:rFonts w:ascii="Arial" w:hAnsi="Arial" w:cs="Arial"/>
+          <w:spacing w:val="-1"/>
+        </w:rPr>
+        <w:t>dispositivos de red</w:t>
+      </w:r>
+      <w:r>
+        <w:rPr>
+          <w:rFonts w:ascii="Arial" w:hAnsi="Arial" w:cs="Arial"/>
+          <w:spacing w:val="-1"/>
+        </w:rPr>
+        <w:t>, a</w:t>
+      </w:r>
+      <w:r>
+        <w:rPr>
+          <w:rFonts w:ascii="Arial" w:hAnsi="Arial" w:cs="Arial"/>
+          <w:spacing w:val="-1"/>
+        </w:rPr>
+        <w:t xml:space="preserve">sí como el </w:t>
+      </w:r>
+      <w:r>
+        <w:rPr>
+          <w:rFonts w:ascii="Arial" w:hAnsi="Arial" w:cs="Arial"/>
+          <w:b/>
+          <w:bCs/>
+          <w:spacing w:val="-1"/>
+        </w:rPr>
+        <w:t>D</w:t>
+      </w:r>
+      <w:r>
+        <w:rPr>
+          <w:rFonts w:ascii="Arial" w:hAnsi="Arial" w:cs="Arial"/>
+          <w:b/>
+          <w:bCs/>
+          <w:spacing w:val="-1"/>
+        </w:rPr>
+        <w:t xml:space="preserve">efault Gateway </w:t>
+      </w:r>
+      <w:r>
+        <w:rPr>
+          <w:rFonts w:ascii="Arial" w:hAnsi="Arial" w:cs="Arial"/>
+          <w:spacing w:val="-1"/>
+        </w:rPr>
+        <w:t xml:space="preserve">de los switches. </w:t>
+      </w:r>
+      <w:r>
+        <w:rPr>
+          <w:rFonts w:ascii="Arial" w:hAnsi="Arial" w:cs="Arial"/>
+          <w:spacing w:val="-1"/>
+        </w:rPr>
+        <w:t>Utilice esta información como referencia para evitar conflictos de direccionamiento y duplicados en su configuración.</w:t>
       </w:r>
     </w:p>
     <w:p>
@@ -3647,7 +3769,7 @@
           <w:tab w:val="left" w:pos="941"/>
         </w:tabs>
         <w:spacing w:line="300" w:lineRule="exact"/>
-        <w:ind w:left="360" w:right="15"/>
+        <w:ind w:right="17"/>
         <w:jc w:val="both"/>
         <w:rPr>
           <w:rFonts w:ascii="Arial" w:hAnsi="Arial" w:cs="Arial"/>
@@ -5587,7 +5709,35 @@
           <w:rFonts w:ascii="Arial" w:hAnsi="Arial" w:cs="Arial"/>
           <w:spacing w:val="-1"/>
         </w:rPr>
-        <w:t xml:space="preserve">Utiliza la información de la tabla y configura manualmente la dirección IP, máscara y puerta de enlace predeterminada para cada equipo terminal </w:t>
+        <w:t>Utili</w:t>
+      </w:r>
+      <w:r>
+        <w:rPr>
+          <w:rFonts w:ascii="Arial" w:hAnsi="Arial" w:cs="Arial"/>
+          <w:spacing w:val="-1"/>
+        </w:rPr>
+        <w:t>ce</w:t>
+      </w:r>
+      <w:r>
+        <w:rPr>
+          <w:rFonts w:ascii="Arial" w:hAnsi="Arial" w:cs="Arial"/>
+          <w:spacing w:val="-1"/>
+        </w:rPr>
+        <w:t xml:space="preserve"> la información de la tabla y configur</w:t>
+      </w:r>
+      <w:r>
+        <w:rPr>
+          <w:rFonts w:ascii="Arial" w:hAnsi="Arial" w:cs="Arial"/>
+          <w:spacing w:val="-1"/>
+        </w:rPr>
+        <w:t>e</w:t>
+      </w:r>
+      <w:r>
+        <w:rPr>
+          <w:rFonts w:ascii="Arial" w:hAnsi="Arial" w:cs="Arial"/>
+          <w:spacing w:val="-1"/>
+        </w:rPr>
+        <w:t xml:space="preserve"> manualmente la dirección IP, máscara y puerta de enlace predeterminada para cada equipo terminal </w:t>
       </w:r>
       <w:r>
         <w:rPr>
@@ -5715,7 +5865,14 @@
           <w:rFonts w:ascii="Arial" w:hAnsi="Arial" w:cs="Arial"/>
           <w:spacing w:val="-1"/>
         </w:rPr>
-        <w:t>Realizar</w:t>
+        <w:t>Reali</w:t>
+      </w:r>
+      <w:r>
+        <w:rPr>
+          <w:rFonts w:ascii="Arial" w:hAnsi="Arial" w:cs="Arial"/>
+          <w:spacing w:val="-1"/>
+        </w:rPr>
+        <w:t>ce</w:t>
       </w:r>
       <w:r>
         <w:rPr>
@@ -6477,7 +6634,14 @@
           <w:rFonts w:ascii="Arial" w:hAnsi="Arial" w:cs="Arial"/>
           <w:spacing w:val="-1"/>
         </w:rPr>
-        <w:t>Realizar</w:t>
+        <w:t>Reali</w:t>
+      </w:r>
+      <w:r>
+        <w:rPr>
+          <w:rFonts w:ascii="Arial" w:hAnsi="Arial" w:cs="Arial"/>
+          <w:spacing w:val="-1"/>
+        </w:rPr>
+        <w:t>ce</w:t>
       </w:r>
       <w:r>
         <w:rPr>
@@ -7083,7 +7247,14 @@
           <w:rFonts w:ascii="Arial" w:hAnsi="Arial" w:cs="Arial"/>
           <w:spacing w:val="-1"/>
         </w:rPr>
-        <w:t>Realizar</w:t>
+        <w:t>Reali</w:t>
+      </w:r>
+      <w:r>
+        <w:rPr>
+          <w:rFonts w:ascii="Arial" w:hAnsi="Arial" w:cs="Arial"/>
+          <w:spacing w:val="-1"/>
+        </w:rPr>
+        <w:t>ce</w:t>
       </w:r>
       <w:r>
         <w:rPr>
@@ -7765,6 +7936,303 @@
         </w:rPr>
       </w:pPr>
       <w:bookmarkStart w:id="1" w:name="_Hlk94730384"/>
+    </w:p>
+    <w:p>
+      <w:pPr>
+        <w:pStyle w:val="Prrafodelista"/>
+        <w:numPr>
+          <w:ilvl w:val="0"/>
+          <w:numId w:val="23"/>
+        </w:numPr>
+        <w:tabs>
+          <w:tab w:val="left" w:pos="941"/>
+        </w:tabs>
+        <w:spacing w:after="120" w:line="340" w:lineRule="exact"/>
+        <w:ind w:right="114"/>
+        <w:jc w:val="both"/>
+        <w:rPr>
+          <w:rFonts w:ascii="Arial" w:hAnsi="Arial" w:cs="Arial"/>
+          <w:spacing w:val="-1"/>
+        </w:rPr>
+      </w:pPr>
+      <w:r>
+        <w:rPr>
+          <w:rFonts w:ascii="Arial" w:hAnsi="Arial" w:cs="Arial"/>
+          <w:spacing w:val="-1"/>
+        </w:rPr>
+        <w:t>Reali</w:t>
+      </w:r>
+      <w:r>
+        <w:rPr>
+          <w:rFonts w:ascii="Arial" w:hAnsi="Arial" w:cs="Arial"/>
+          <w:spacing w:val="-1"/>
+        </w:rPr>
+        <w:t>ce</w:t>
+      </w:r>
+      <w:r>
+        <w:rPr>
+          <w:rFonts w:ascii="Arial" w:hAnsi="Arial" w:cs="Arial"/>
+          <w:spacing w:val="-1"/>
+        </w:rPr>
+        <w:t xml:space="preserve"> la configuración del servicio </w:t>
+      </w:r>
+      <w:r>
+        <w:rPr>
+          <w:rFonts w:ascii="Arial" w:hAnsi="Arial" w:cs="Arial"/>
+          <w:b/>
+          <w:bCs/>
+          <w:spacing w:val="-1"/>
+        </w:rPr>
+        <w:t>DHCP</w:t>
+      </w:r>
+      <w:r>
+        <w:rPr>
+          <w:rFonts w:ascii="Arial" w:hAnsi="Arial" w:cs="Arial"/>
+          <w:spacing w:val="-1"/>
+        </w:rPr>
+        <w:t xml:space="preserve"> en el </w:t>
+      </w:r>
+      <w:proofErr w:type="spellStart"/>
+      <w:r>
+        <w:rPr>
+          <w:rFonts w:ascii="Arial" w:hAnsi="Arial" w:cs="Arial"/>
+          <w:spacing w:val="-1"/>
+        </w:rPr>
+        <w:t>router</w:t>
+      </w:r>
+      <w:proofErr w:type="spellEnd"/>
+      <w:r>
+        <w:rPr>
+          <w:rFonts w:ascii="Arial" w:hAnsi="Arial" w:cs="Arial"/>
+          <w:spacing w:val="-1"/>
+        </w:rPr>
+        <w:t xml:space="preserve"> </w:t>
+      </w:r>
+      <w:proofErr w:type="spellStart"/>
+      <w:r>
+        <w:rPr>
+          <w:rFonts w:ascii="Arial" w:hAnsi="Arial" w:cs="Arial"/>
+          <w:b/>
+          <w:bCs/>
+          <w:spacing w:val="-1"/>
+        </w:rPr>
+        <w:t>YuyasRouter</w:t>
+      </w:r>
+      <w:proofErr w:type="spellEnd"/>
+      <w:r>
+        <w:rPr>
+          <w:rFonts w:ascii="Arial" w:hAnsi="Arial" w:cs="Arial"/>
+          <w:spacing w:val="-1"/>
+        </w:rPr>
+        <w:t xml:space="preserve"> </w:t>
+      </w:r>
+      <w:r>
+        <w:rPr>
+          <w:rFonts w:ascii="Arial" w:hAnsi="Arial" w:cs="Arial"/>
+          <w:spacing w:val="-1"/>
+        </w:rPr>
+        <w:t>para la asignación dinámica de direcciones</w:t>
+      </w:r>
+      <w:r>
+        <w:rPr>
+          <w:rFonts w:ascii="Arial" w:hAnsi="Arial" w:cs="Arial"/>
+          <w:b/>
+          <w:bCs/>
+          <w:spacing w:val="-1"/>
+        </w:rPr>
+        <w:t xml:space="preserve"> </w:t>
+      </w:r>
+      <w:r>
+        <w:rPr>
+          <w:rFonts w:ascii="Arial" w:hAnsi="Arial" w:cs="Arial"/>
+          <w:spacing w:val="-1"/>
+        </w:rPr>
+        <w:t>IP en la subred de</w:t>
+      </w:r>
+      <w:r>
+        <w:rPr>
+          <w:rFonts w:ascii="Arial" w:hAnsi="Arial" w:cs="Arial"/>
+          <w:spacing w:val="-1"/>
+        </w:rPr>
+        <w:t>l</w:t>
+      </w:r>
+      <w:r>
+        <w:rPr>
+          <w:rFonts w:ascii="Arial" w:hAnsi="Arial" w:cs="Arial"/>
+          <w:spacing w:val="-1"/>
+        </w:rPr>
+        <w:t xml:space="preserve"> </w:t>
+      </w:r>
+      <w:r>
+        <w:rPr>
+          <w:rFonts w:ascii="Arial" w:hAnsi="Arial" w:cs="Arial"/>
+          <w:b/>
+          <w:bCs/>
+          <w:spacing w:val="-1"/>
+        </w:rPr>
+        <w:t>Estudio</w:t>
+      </w:r>
+      <w:r>
+        <w:rPr>
+          <w:rFonts w:ascii="Arial" w:hAnsi="Arial" w:cs="Arial"/>
+          <w:spacing w:val="-1"/>
+        </w:rPr>
+        <w:t>.</w:t>
+      </w:r>
+    </w:p>
+    <w:p>
+      <w:pPr>
+        <w:pStyle w:val="Prrafodelista"/>
+        <w:tabs>
+          <w:tab w:val="left" w:pos="941"/>
+        </w:tabs>
+        <w:spacing w:after="120" w:line="360" w:lineRule="exact"/>
+        <w:ind w:left="360" w:right="198"/>
+        <w:jc w:val="both"/>
+        <w:rPr>
+          <w:rFonts w:ascii="Arial" w:hAnsi="Arial" w:cs="Arial"/>
+          <w:spacing w:val="-1"/>
+        </w:rPr>
+      </w:pPr>
+      <w:r>
+        <w:rPr>
+          <w:rFonts w:ascii="Arial" w:hAnsi="Arial" w:cs="Arial"/>
+          <w:b/>
+          <w:bCs/>
+          <w:spacing w:val="-1"/>
+        </w:rPr>
+        <w:t>NOTA:</w:t>
+      </w:r>
+      <w:r>
+        <w:rPr>
+          <w:rFonts w:ascii="Arial" w:hAnsi="Arial" w:cs="Arial"/>
+          <w:spacing w:val="-1"/>
+        </w:rPr>
+        <w:t xml:space="preserve"> Es importante excluir las direcciones IP estáticas </w:t>
+      </w:r>
+      <w:r>
+        <w:rPr>
+          <w:rFonts w:ascii="Arial" w:hAnsi="Arial" w:cs="Arial"/>
+          <w:spacing w:val="-1"/>
+        </w:rPr>
+        <w:t xml:space="preserve">de la interfaz </w:t>
+      </w:r>
+      <w:r>
+        <w:rPr>
+          <w:rFonts w:ascii="Arial" w:hAnsi="Arial" w:cs="Arial"/>
+          <w:b/>
+          <w:bCs/>
+          <w:spacing w:val="-1"/>
+        </w:rPr>
+        <w:t>g0/</w:t>
+      </w:r>
+      <w:r>
+        <w:rPr>
+          <w:rFonts w:ascii="Arial" w:hAnsi="Arial" w:cs="Arial"/>
+          <w:b/>
+          <w:bCs/>
+          <w:spacing w:val="-1"/>
+        </w:rPr>
+        <w:t>0</w:t>
+      </w:r>
+      <w:r>
+        <w:rPr>
+          <w:rFonts w:ascii="Arial" w:hAnsi="Arial" w:cs="Arial"/>
+          <w:spacing w:val="-1"/>
+        </w:rPr>
+        <w:t xml:space="preserve"> (Default Gateway) y del switch </w:t>
+      </w:r>
+      <w:proofErr w:type="spellStart"/>
+      <w:r>
+        <w:rPr>
+          <w:rFonts w:ascii="Arial" w:hAnsi="Arial" w:cs="Arial"/>
+          <w:b/>
+          <w:bCs/>
+          <w:spacing w:val="-1"/>
+        </w:rPr>
+        <w:t>S</w:t>
+      </w:r>
+      <w:r>
+        <w:rPr>
+          <w:rFonts w:ascii="Arial" w:hAnsi="Arial" w:cs="Arial"/>
+          <w:b/>
+          <w:bCs/>
+          <w:spacing w:val="-1"/>
+        </w:rPr>
+        <w:t>witchStudio</w:t>
+      </w:r>
+      <w:proofErr w:type="spellEnd"/>
+      <w:r>
+        <w:rPr>
+          <w:rFonts w:ascii="Arial" w:hAnsi="Arial" w:cs="Arial"/>
+          <w:spacing w:val="-1"/>
+        </w:rPr>
+        <w:t xml:space="preserve"> para prevenir conflictos de direccionamiento en la red</w:t>
+      </w:r>
+      <w:r>
+        <w:rPr>
+          <w:rFonts w:ascii="Arial" w:hAnsi="Arial" w:cs="Arial"/>
+          <w:spacing w:val="-1"/>
+        </w:rPr>
+        <w:t>.</w:t>
+      </w:r>
+    </w:p>
+    <w:p>
+      <w:pPr>
+        <w:pStyle w:val="Prrafodelista"/>
+        <w:tabs>
+          <w:tab w:val="left" w:pos="941"/>
+        </w:tabs>
+        <w:spacing w:after="120" w:line="360" w:lineRule="exact"/>
+        <w:ind w:left="360" w:right="198"/>
+        <w:jc w:val="both"/>
+        <w:rPr>
+          <w:rFonts w:ascii="Arial" w:hAnsi="Arial" w:cs="Arial"/>
+          <w:spacing w:val="-1"/>
+        </w:rPr>
+      </w:pPr>
+    </w:p>
+    <w:p>
+      <w:pPr>
+        <w:tabs>
+          <w:tab w:val="left" w:pos="941"/>
+        </w:tabs>
+        <w:spacing w:after="120" w:line="360" w:lineRule="exact"/>
+        <w:ind w:right="198"/>
+        <w:jc w:val="both"/>
+        <w:rPr>
+          <w:rFonts w:ascii="Arial" w:hAnsi="Arial" w:cs="Arial"/>
+          <w:spacing w:val="-1"/>
+        </w:rPr>
+      </w:pPr>
+    </w:p>
+    <w:p>
+      <w:pPr>
+        <w:tabs>
+          <w:tab w:val="left" w:pos="941"/>
+        </w:tabs>
+        <w:spacing w:after="120" w:line="360" w:lineRule="exact"/>
+        <w:ind w:right="198"/>
+        <w:jc w:val="both"/>
+        <w:rPr>
+          <w:rFonts w:ascii="Arial" w:hAnsi="Arial" w:cs="Arial"/>
+          <w:spacing w:val="-1"/>
+        </w:rPr>
+      </w:pPr>
+    </w:p>
+    <w:p>
+      <w:pPr>
+        <w:tabs>
+          <w:tab w:val="left" w:pos="941"/>
+        </w:tabs>
+        <w:spacing w:after="120" w:line="360" w:lineRule="exact"/>
+        <w:ind w:right="198"/>
+        <w:jc w:val="both"/>
+        <w:rPr>
+          <w:rFonts w:ascii="Arial" w:hAnsi="Arial" w:cs="Arial"/>
+          <w:spacing w:val="-1"/>
+        </w:rPr>
+      </w:pPr>
     </w:p>
     <w:p>
       <w:pPr>
@@ -7789,187 +8257,6 @@
           <w:rFonts w:ascii="Arial" w:hAnsi="Arial" w:cs="Arial"/>
           <w:spacing w:val="-1"/>
         </w:rPr>
-        <w:t xml:space="preserve">Instala </w:t>
-      </w:r>
-      <w:r>
-        <w:rPr>
-          <w:rFonts w:ascii="Arial" w:hAnsi="Arial" w:cs="Arial"/>
-          <w:spacing w:val="-1"/>
-        </w:rPr>
-        <w:t>en el</w:t>
-      </w:r>
-      <w:r>
-        <w:rPr>
-          <w:rFonts w:ascii="Arial" w:hAnsi="Arial" w:cs="Arial"/>
-          <w:spacing w:val="-1"/>
-        </w:rPr>
-        <w:t xml:space="preserve"> </w:t>
-      </w:r>
-      <w:proofErr w:type="spellStart"/>
-      <w:r>
-        <w:rPr>
-          <w:rFonts w:ascii="Arial" w:hAnsi="Arial" w:cs="Arial"/>
-          <w:b/>
-          <w:bCs/>
-          <w:spacing w:val="-1"/>
-        </w:rPr>
-        <w:t>YuyasRouter</w:t>
-      </w:r>
-      <w:proofErr w:type="spellEnd"/>
-      <w:r>
-        <w:rPr>
-          <w:rFonts w:ascii="Arial" w:hAnsi="Arial" w:cs="Arial"/>
-          <w:spacing w:val="-1"/>
-        </w:rPr>
-        <w:t xml:space="preserve"> </w:t>
-      </w:r>
-      <w:r>
-        <w:rPr>
-          <w:rFonts w:ascii="Arial" w:hAnsi="Arial" w:cs="Arial"/>
-          <w:spacing w:val="-1"/>
-        </w:rPr>
-        <w:t xml:space="preserve">el servicio </w:t>
-      </w:r>
-      <w:r>
-        <w:rPr>
-          <w:rFonts w:ascii="Arial" w:hAnsi="Arial" w:cs="Arial"/>
-          <w:b/>
-          <w:bCs/>
-          <w:spacing w:val="-1"/>
-        </w:rPr>
-        <w:t>DHCP</w:t>
-      </w:r>
-      <w:r>
-        <w:rPr>
-          <w:rFonts w:ascii="Arial" w:hAnsi="Arial" w:cs="Arial"/>
-          <w:spacing w:val="-1"/>
-        </w:rPr>
-        <w:t xml:space="preserve"> para asignar direcciones a los equipos terminales de</w:t>
-      </w:r>
-      <w:r>
-        <w:rPr>
-          <w:rFonts w:ascii="Arial" w:hAnsi="Arial" w:cs="Arial"/>
-          <w:spacing w:val="-1"/>
-        </w:rPr>
-        <w:t xml:space="preserve"> la subred de</w:t>
-      </w:r>
-      <w:r>
-        <w:rPr>
-          <w:rFonts w:ascii="Arial" w:hAnsi="Arial" w:cs="Arial"/>
-          <w:spacing w:val="-1"/>
-        </w:rPr>
-        <w:t xml:space="preserve"> </w:t>
-      </w:r>
-      <w:r>
-        <w:rPr>
-          <w:rFonts w:ascii="Arial" w:hAnsi="Arial" w:cs="Arial"/>
-          <w:b/>
-          <w:bCs/>
-          <w:spacing w:val="-1"/>
-        </w:rPr>
-        <w:t>Estudio</w:t>
-      </w:r>
-      <w:r>
-        <w:rPr>
-          <w:rFonts w:ascii="Arial" w:hAnsi="Arial" w:cs="Arial"/>
-          <w:spacing w:val="-1"/>
-        </w:rPr>
-        <w:t>.</w:t>
-      </w:r>
-    </w:p>
-    <w:p>
-      <w:pPr>
-        <w:tabs>
-          <w:tab w:val="left" w:pos="941"/>
-        </w:tabs>
-        <w:spacing w:after="120" w:line="360" w:lineRule="exact"/>
-        <w:ind w:right="198"/>
-        <w:jc w:val="both"/>
-        <w:rPr>
-          <w:rFonts w:ascii="Arial" w:hAnsi="Arial" w:cs="Arial"/>
-          <w:spacing w:val="-1"/>
-        </w:rPr>
-      </w:pPr>
-    </w:p>
-    <w:p>
-      <w:pPr>
-        <w:tabs>
-          <w:tab w:val="left" w:pos="941"/>
-        </w:tabs>
-        <w:spacing w:after="120" w:line="360" w:lineRule="exact"/>
-        <w:ind w:right="198"/>
-        <w:jc w:val="both"/>
-        <w:rPr>
-          <w:rFonts w:ascii="Arial" w:hAnsi="Arial" w:cs="Arial"/>
-          <w:spacing w:val="-1"/>
-        </w:rPr>
-      </w:pPr>
-    </w:p>
-    <w:p>
-      <w:pPr>
-        <w:tabs>
-          <w:tab w:val="left" w:pos="941"/>
-        </w:tabs>
-        <w:spacing w:after="120" w:line="360" w:lineRule="exact"/>
-        <w:ind w:right="198"/>
-        <w:jc w:val="both"/>
-        <w:rPr>
-          <w:rFonts w:ascii="Arial" w:hAnsi="Arial" w:cs="Arial"/>
-          <w:spacing w:val="-1"/>
-        </w:rPr>
-      </w:pPr>
-    </w:p>
-    <w:p>
-      <w:pPr>
-        <w:tabs>
-          <w:tab w:val="left" w:pos="941"/>
-        </w:tabs>
-        <w:spacing w:after="120" w:line="360" w:lineRule="exact"/>
-        <w:ind w:right="198"/>
-        <w:jc w:val="both"/>
-        <w:rPr>
-          <w:rFonts w:ascii="Arial" w:hAnsi="Arial" w:cs="Arial"/>
-          <w:spacing w:val="-1"/>
-        </w:rPr>
-      </w:pPr>
-    </w:p>
-    <w:p>
-      <w:pPr>
-        <w:tabs>
-          <w:tab w:val="left" w:pos="941"/>
-        </w:tabs>
-        <w:spacing w:after="120" w:line="360" w:lineRule="exact"/>
-        <w:ind w:right="198"/>
-        <w:jc w:val="both"/>
-        <w:rPr>
-          <w:rFonts w:ascii="Arial" w:hAnsi="Arial" w:cs="Arial"/>
-          <w:spacing w:val="-1"/>
-        </w:rPr>
-      </w:pPr>
-    </w:p>
-    <w:p>
-      <w:pPr>
-        <w:pStyle w:val="Prrafodelista"/>
-        <w:numPr>
-          <w:ilvl w:val="0"/>
-          <w:numId w:val="23"/>
-        </w:numPr>
-        <w:tabs>
-          <w:tab w:val="left" w:pos="941"/>
-        </w:tabs>
-        <w:spacing w:after="120" w:line="360" w:lineRule="exact"/>
-        <w:ind w:left="357" w:right="198" w:hanging="357"/>
-        <w:jc w:val="both"/>
-        <w:rPr>
-          <w:rFonts w:ascii="Arial" w:hAnsi="Arial" w:cs="Arial"/>
-          <w:spacing w:val="-1"/>
-        </w:rPr>
-      </w:pPr>
-      <w:r>
-        <w:rPr>
-          <w:rFonts w:ascii="Arial" w:hAnsi="Arial" w:cs="Arial"/>
-          <w:spacing w:val="-1"/>
-        </w:rPr>
         <w:t>Para comprobar la configuración</w:t>
       </w:r>
       <w:r>
@@ -8011,7 +8298,14 @@
           <w:rFonts w:ascii="Arial" w:hAnsi="Arial" w:cs="Arial"/>
           <w:spacing w:val="-1"/>
         </w:rPr>
-        <w:t>ealiza</w:t>
+        <w:t>eali</w:t>
+      </w:r>
+      <w:r>
+        <w:rPr>
+          <w:rFonts w:ascii="Arial" w:hAnsi="Arial" w:cs="Arial"/>
+          <w:spacing w:val="-1"/>
+        </w:rPr>
+        <w:t>ce</w:t>
       </w:r>
       <w:r>
         <w:rPr>
@@ -8579,13 +8873,13 @@
         <w:pStyle w:val="Prrafodelista"/>
         <w:numPr>
           <w:ilvl w:val="1"/>
-          <w:numId w:val="23"/>
+          <w:numId w:val="37"/>
         </w:numPr>
         <w:tabs>
           <w:tab w:val="left" w:pos="941"/>
         </w:tabs>
         <w:spacing w:after="120" w:line="360" w:lineRule="exact"/>
-        <w:ind w:right="198"/>
+        <w:ind w:left="720" w:right="198"/>
         <w:jc w:val="both"/>
         <w:rPr>
           <w:rFonts w:ascii="Arial" w:hAnsi="Arial" w:cs="Arial"/>
@@ -8597,7 +8891,7 @@
           <w:rFonts w:ascii="Arial" w:hAnsi="Arial" w:cs="Arial"/>
           <w:spacing w:val="-1"/>
         </w:rPr>
-        <w:t xml:space="preserve">Utiliza la aplicación </w:t>
+        <w:t xml:space="preserve">Utilice la aplicación </w:t>
       </w:r>
       <w:r>
         <w:rPr>
@@ -8606,7 +8900,53 @@
           <w:bCs/>
           <w:spacing w:val="-1"/>
         </w:rPr>
-        <w:t>t</w:t>
+        <w:t>Telnet</w:t>
+      </w:r>
+      <w:r>
+        <w:rPr>
+          <w:rFonts w:ascii="Arial" w:hAnsi="Arial" w:cs="Arial"/>
+          <w:spacing w:val="-1"/>
+        </w:rPr>
+        <w:t xml:space="preserve"> para acceder a las direcciones IP de los switches </w:t>
+      </w:r>
+      <w:proofErr w:type="spellStart"/>
+      <w:r>
+        <w:rPr>
+          <w:rFonts w:ascii="Arial" w:hAnsi="Arial" w:cs="Arial"/>
+          <w:b/>
+        </w:rPr>
+        <w:t>SwitchServicios</w:t>
+      </w:r>
+      <w:proofErr w:type="spellEnd"/>
+      <w:r>
+        <w:rPr>
+          <w:rFonts w:ascii="Arial" w:hAnsi="Arial" w:cs="Arial"/>
+          <w:spacing w:val="-1"/>
+        </w:rPr>
+        <w:t xml:space="preserve"> y </w:t>
+      </w:r>
+      <w:proofErr w:type="spellStart"/>
+      <w:r>
+        <w:rPr>
+          <w:rFonts w:ascii="Arial" w:hAnsi="Arial" w:cs="Arial"/>
+          <w:b/>
+        </w:rPr>
+        <w:t>SwitchStudio</w:t>
+      </w:r>
+      <w:proofErr w:type="spellEnd"/>
+      <w:r>
+        <w:rPr>
+          <w:rFonts w:ascii="Arial" w:hAnsi="Arial" w:cs="Arial"/>
+          <w:spacing w:val="-1"/>
+        </w:rPr>
+        <w:t xml:space="preserve">. </w:t>
+      </w:r>
+      <w:r>
+        <w:rPr>
+          <w:rFonts w:ascii="Arial" w:hAnsi="Arial" w:cs="Arial"/>
+          <w:spacing w:val="-1"/>
+        </w:rPr>
+        <w:t xml:space="preserve">Use la contraseña de consola </w:t>
       </w:r>
       <w:r>
         <w:rPr>
@@ -8615,78 +8955,16 @@
           <w:bCs/>
           <w:spacing w:val="-1"/>
         </w:rPr>
-        <w:t xml:space="preserve">elnet </w:t>
-      </w:r>
-      <w:r>
-        <w:rPr>
-          <w:rFonts w:ascii="Arial" w:hAnsi="Arial" w:cs="Arial"/>
-          <w:spacing w:val="-1"/>
-        </w:rPr>
-        <w:t xml:space="preserve">y accede a la dirección IP del switch </w:t>
+        <w:t>cisco</w:t>
+      </w:r>
+      <w:r>
+        <w:rPr>
+          <w:rFonts w:ascii="Arial" w:hAnsi="Arial" w:cs="Arial"/>
+          <w:spacing w:val="-1"/>
+        </w:rPr>
+        <w:t xml:space="preserve"> y la contraseña de modo privilegiado </w:t>
       </w:r>
       <w:proofErr w:type="spellStart"/>
-      <w:r>
-        <w:rPr>
-          <w:rFonts w:ascii="Arial" w:hAnsi="Arial" w:cs="Arial"/>
-          <w:b/>
-        </w:rPr>
-        <w:t>SwitchServicios</w:t>
-      </w:r>
-      <w:proofErr w:type="spellEnd"/>
-      <w:r>
-        <w:rPr>
-          <w:rFonts w:ascii="Arial" w:hAnsi="Arial" w:cs="Arial"/>
-          <w:spacing w:val="-1"/>
-        </w:rPr>
-        <w:t xml:space="preserve"> y </w:t>
-      </w:r>
-      <w:proofErr w:type="spellStart"/>
-      <w:r>
-        <w:rPr>
-          <w:rFonts w:ascii="Arial" w:hAnsi="Arial" w:cs="Arial"/>
-          <w:b/>
-        </w:rPr>
-        <w:t>SwitchStudio</w:t>
-      </w:r>
-      <w:bookmarkStart w:id="3" w:name="_Hlk182239303"/>
-      <w:proofErr w:type="spellEnd"/>
-      <w:r>
-        <w:rPr>
-          <w:rFonts w:ascii="Arial" w:hAnsi="Arial" w:cs="Arial"/>
-          <w:spacing w:val="-1"/>
-        </w:rPr>
-        <w:t xml:space="preserve">. Utiliza </w:t>
-      </w:r>
-      <w:r>
-        <w:rPr>
-          <w:rFonts w:ascii="Arial" w:hAnsi="Arial" w:cs="Arial"/>
-          <w:spacing w:val="-1"/>
-        </w:rPr>
-        <w:t xml:space="preserve">el </w:t>
-      </w:r>
-      <w:proofErr w:type="spellStart"/>
-      <w:r>
-        <w:rPr>
-          <w:rFonts w:ascii="Arial" w:hAnsi="Arial" w:cs="Arial"/>
-          <w:spacing w:val="-1"/>
-        </w:rPr>
-        <w:t>password</w:t>
-      </w:r>
-      <w:proofErr w:type="spellEnd"/>
-      <w:r>
-        <w:rPr>
-          <w:rFonts w:ascii="Arial" w:hAnsi="Arial" w:cs="Arial"/>
-          <w:spacing w:val="-1"/>
-        </w:rPr>
-        <w:t xml:space="preserve"> de consola</w:t>
-      </w:r>
-      <w:r>
-        <w:rPr>
-          <w:rFonts w:ascii="Arial" w:hAnsi="Arial" w:cs="Arial"/>
-          <w:spacing w:val="-1"/>
-        </w:rPr>
-        <w:t xml:space="preserve"> </w:t>
-      </w:r>
       <w:r>
         <w:rPr>
           <w:rFonts w:ascii="Arial" w:hAnsi="Arial" w:cs="Arial"/>
@@ -8694,29 +8972,7 @@
           <w:bCs/>
           <w:spacing w:val="-1"/>
         </w:rPr>
-        <w:t xml:space="preserve">cisco </w:t>
-      </w:r>
-      <w:r>
-        <w:rPr>
-          <w:rFonts w:ascii="Arial" w:hAnsi="Arial" w:cs="Arial"/>
-          <w:spacing w:val="-1"/>
-        </w:rPr>
-        <w:t xml:space="preserve">y </w:t>
-      </w:r>
-      <w:r>
-        <w:rPr>
-          <w:rFonts w:ascii="Arial" w:hAnsi="Arial" w:cs="Arial"/>
-          <w:spacing w:val="-1"/>
-        </w:rPr>
-        <w:t xml:space="preserve">el </w:t>
-      </w:r>
-      <w:proofErr w:type="spellStart"/>
-      <w:r>
-        <w:rPr>
-          <w:rFonts w:ascii="Arial" w:hAnsi="Arial" w:cs="Arial"/>
-          <w:spacing w:val="-1"/>
-        </w:rPr>
-        <w:t>password</w:t>
+        <w:t>class</w:t>
       </w:r>
       <w:proofErr w:type="spellEnd"/>
       <w:r>
@@ -8724,98 +8980,7 @@
           <w:rFonts w:ascii="Arial" w:hAnsi="Arial" w:cs="Arial"/>
           <w:spacing w:val="-1"/>
         </w:rPr>
-        <w:t xml:space="preserve"> de modo privilegiado </w:t>
-      </w:r>
-      <w:proofErr w:type="spellStart"/>
-      <w:r>
-        <w:rPr>
-          <w:rFonts w:ascii="Arial" w:hAnsi="Arial" w:cs="Arial"/>
-          <w:b/>
-          <w:bCs/>
-          <w:spacing w:val="-1"/>
-        </w:rPr>
-        <w:t>class</w:t>
-      </w:r>
-      <w:proofErr w:type="spellEnd"/>
-      <w:r>
-        <w:rPr>
-          <w:rFonts w:ascii="Arial" w:hAnsi="Arial" w:cs="Arial"/>
-          <w:spacing w:val="-1"/>
-        </w:rPr>
-        <w:t xml:space="preserve"> para acceder a</w:t>
-      </w:r>
-      <w:r>
-        <w:rPr>
-          <w:rFonts w:ascii="Arial" w:hAnsi="Arial" w:cs="Arial"/>
-          <w:spacing w:val="-1"/>
-        </w:rPr>
-        <w:t>l</w:t>
-      </w:r>
-      <w:r>
-        <w:rPr>
-          <w:rFonts w:ascii="Arial" w:hAnsi="Arial" w:cs="Arial"/>
-          <w:spacing w:val="-1"/>
-        </w:rPr>
-        <w:t xml:space="preserve"> modo de </w:t>
-      </w:r>
-      <w:r>
-        <w:rPr>
-          <w:rFonts w:ascii="Arial" w:hAnsi="Arial" w:cs="Arial"/>
-          <w:spacing w:val="-1"/>
-        </w:rPr>
-        <w:t>privilegiado</w:t>
-      </w:r>
-      <w:r>
-        <w:rPr>
-          <w:rFonts w:ascii="Arial" w:hAnsi="Arial" w:cs="Arial"/>
-          <w:spacing w:val="-1"/>
-        </w:rPr>
-        <w:t xml:space="preserve"> de</w:t>
-      </w:r>
-      <w:r>
-        <w:rPr>
-          <w:rFonts w:ascii="Arial" w:hAnsi="Arial" w:cs="Arial"/>
-          <w:spacing w:val="-1"/>
-        </w:rPr>
-        <w:t xml:space="preserve"> cada</w:t>
-      </w:r>
-      <w:r>
-        <w:rPr>
-          <w:rFonts w:ascii="Arial" w:hAnsi="Arial" w:cs="Arial"/>
-          <w:spacing w:val="-1"/>
-        </w:rPr>
-        <w:t xml:space="preserve"> switch. Si los </w:t>
-      </w:r>
-      <w:proofErr w:type="spellStart"/>
-      <w:r>
-        <w:rPr>
-          <w:rFonts w:ascii="Arial" w:hAnsi="Arial" w:cs="Arial"/>
-          <w:spacing w:val="-1"/>
-        </w:rPr>
-        <w:t>telnets</w:t>
-      </w:r>
-      <w:proofErr w:type="spellEnd"/>
-      <w:r>
-        <w:rPr>
-          <w:rFonts w:ascii="Arial" w:hAnsi="Arial" w:cs="Arial"/>
-          <w:spacing w:val="-1"/>
-        </w:rPr>
-        <w:t xml:space="preserve"> son exitosos, la configuración está correcta. En caso contrario, deberás encontrar y corregir la falla</w:t>
-      </w:r>
-      <w:bookmarkEnd w:id="3"/>
-      <w:r>
-        <w:rPr>
-          <w:rFonts w:ascii="Arial" w:hAnsi="Arial" w:cs="Arial"/>
-          <w:spacing w:val="-1"/>
-        </w:rPr>
-        <w:t>.</w:t>
-      </w:r>
-      <w:r>
-        <w:rPr>
-          <w:rFonts w:ascii="Arial" w:hAnsi="Arial" w:cs="Arial"/>
-          <w:spacing w:val="-1"/>
-        </w:rPr>
-        <w:t xml:space="preserve"> </w:t>
+        <w:t xml:space="preserve"> para ingresar a la configuración de cada equipo. Si el acceso es exitoso, la configuración es correcta; de lo contrario, deberá identificar y corregir la falla.</w:t>
       </w:r>
     </w:p>
     <w:p>
@@ -8845,7 +9010,7 @@
           <w:rFonts w:ascii="Arial" w:hAnsi="Arial" w:cs="Arial"/>
           <w:spacing w:val="-1"/>
         </w:rPr>
-        <w:t xml:space="preserve">En lugar utilizar el comando ping utiliza el comando telnet, que permite realizar accesos remotos. Por ejemplo: En lugar de utilizar </w:t>
+        <w:t xml:space="preserve">En lugar de utilizar el comando </w:t>
       </w:r>
       <w:r>
         <w:rPr>
@@ -8854,14 +9019,14 @@
           <w:bCs/>
           <w:spacing w:val="-1"/>
         </w:rPr>
-        <w:t>ping 215.60.127.36</w:t>
-      </w:r>
-      <w:r>
-        <w:rPr>
-          <w:rFonts w:ascii="Arial" w:hAnsi="Arial" w:cs="Arial"/>
-          <w:spacing w:val="-1"/>
-        </w:rPr>
-        <w:t xml:space="preserve">, utilizar </w:t>
+        <w:t>ping</w:t>
+      </w:r>
+      <w:r>
+        <w:rPr>
+          <w:rFonts w:ascii="Arial" w:hAnsi="Arial" w:cs="Arial"/>
+          <w:spacing w:val="-1"/>
+        </w:rPr>
+        <w:t xml:space="preserve">, use el comando </w:t>
       </w:r>
       <w:r>
         <w:rPr>
@@ -8870,6 +9035,38 @@
           <w:bCs/>
           <w:spacing w:val="-1"/>
         </w:rPr>
+        <w:t>telnet</w:t>
+      </w:r>
+      <w:r>
+        <w:rPr>
+          <w:rFonts w:ascii="Arial" w:hAnsi="Arial" w:cs="Arial"/>
+          <w:spacing w:val="-1"/>
+        </w:rPr>
+        <w:t xml:space="preserve"> para verificar la conectividad y el acceso remoto. Por ejemplo, en lugar de ejecutar </w:t>
+      </w:r>
+      <w:r>
+        <w:rPr>
+          <w:rFonts w:ascii="Arial" w:hAnsi="Arial" w:cs="Arial"/>
+          <w:b/>
+          <w:bCs/>
+          <w:spacing w:val="-1"/>
+        </w:rPr>
+        <w:t>ping 215.60.127.36</w:t>
+      </w:r>
+      <w:r>
+        <w:rPr>
+          <w:rFonts w:ascii="Arial" w:hAnsi="Arial" w:cs="Arial"/>
+          <w:spacing w:val="-1"/>
+        </w:rPr>
+        <w:t xml:space="preserve">, utilice: </w:t>
+      </w:r>
+      <w:r>
+        <w:rPr>
+          <w:rFonts w:ascii="Arial" w:hAnsi="Arial" w:cs="Arial"/>
+          <w:b/>
+          <w:bCs/>
+          <w:spacing w:val="-1"/>
+        </w:rPr>
         <w:t>telnet 215.60.127.36</w:t>
       </w:r>
       <w:r>
@@ -8877,18 +9074,8 @@
           <w:rFonts w:ascii="Arial" w:hAnsi="Arial" w:cs="Arial"/>
           <w:spacing w:val="-1"/>
         </w:rPr>
-        <w:t xml:space="preserve"> </w:t>
-      </w:r>
-    </w:p>
-    <w:p>
-      <w:pPr>
-        <w:spacing w:line="300" w:lineRule="exact"/>
-        <w:ind w:left="220"/>
-        <w:jc w:val="both"/>
-        <w:rPr>
-          <w:rFonts w:ascii="Arial" w:hAnsi="Arial" w:cs="Arial"/>
-        </w:rPr>
-      </w:pPr>
+        <w:t>.</w:t>
+      </w:r>
     </w:p>
     <w:tbl>
       <w:tblPr>
@@ -12177,7 +12364,7 @@
   <w:abstractNum w:abstractNumId="26" w15:restartNumberingAfterBreak="0">
     <w:nsid w:val="57A63A2A"/>
     <w:multiLevelType w:val="hybridMultilevel"/>
-    <w:tmpl w:val="6212AAD2"/>
+    <w:tmpl w:val="EE9A3730"/>
     <w:lvl w:ilvl="0" w:tplc="7C9004A2">
       <w:start w:val="1"/>
       <w:numFmt w:val="decimal"/>
@@ -12192,14 +12379,17 @@
         <w:i w:val="0"/>
       </w:rPr>
     </w:lvl>
-    <w:lvl w:ilvl="1" w:tplc="080A0019">
-      <w:start w:val="1"/>
-      <w:numFmt w:val="lowerLetter"/>
-      <w:lvlText w:val="%2."/>
-      <w:lvlJc w:val="left"/>
-      <w:pPr>
-        <w:ind w:left="1437" w:hanging="360"/>
-      </w:pPr>
+    <w:lvl w:ilvl="1" w:tplc="080A0001">
+      <w:start w:val="1"/>
+      <w:numFmt w:val="bullet"/>
+      <w:lvlText w:val=""/>
+      <w:lvlJc w:val="left"/>
+      <w:pPr>
+        <w:ind w:left="717" w:hanging="360"/>
+      </w:pPr>
+      <w:rPr>
+        <w:rFonts w:ascii="Symbol" w:hAnsi="Symbol" w:hint="default"/>
+      </w:rPr>
     </w:lvl>
     <w:lvl w:ilvl="2" w:tplc="080A001B" w:tentative="1">
       <w:start w:val="1"/>
@@ -14212,7 +14402,6 @@
   <w:style w:type="character" w:default="1" w:styleId="Fuentedeprrafopredeter">
     <w:name w:val="Default Paragraph Font"/>
     <w:uiPriority w:val="1"/>
-    <w:semiHidden/>
     <w:unhideWhenUsed/>
   </w:style>
   <w:style w:type="table" w:default="1" w:styleId="Tablanormal">

--- a/Calendario2026/Actividades/Actividad12_DHCP/v1/12. ConfiguraciónDHCP.docx
+++ b/Calendario2026/Actividades/Actividad12_DHCP/v1/12. ConfiguraciónDHCP.docx
@@ -559,7 +559,6 @@
           <w:spacing w:val="-1"/>
         </w:rPr>
       </w:pPr>
-      <w:proofErr w:type="spellStart"/>
       <w:r>
         <w:rPr>
           <w:rFonts w:ascii="Arial" w:hAnsi="Arial" w:cs="Arial"/>
@@ -567,7 +566,6 @@
         </w:rPr>
         <w:t>Mariand</w:t>
       </w:r>
-      <w:proofErr w:type="spellEnd"/>
       <w:r>
         <w:rPr>
           <w:rFonts w:ascii="Arial" w:hAnsi="Arial" w:cs="Arial"/>
@@ -990,7 +988,13 @@
         <w:rPr>
           <w:rFonts w:ascii="Arial" w:hAnsi="Arial" w:cs="Arial"/>
         </w:rPr>
-        <w:t>Utiliza</w:t>
+        <w:t>Utili</w:t>
+      </w:r>
+      <w:r>
+        <w:rPr>
+          <w:rFonts w:ascii="Arial" w:hAnsi="Arial" w:cs="Arial"/>
+        </w:rPr>
+        <w:t>ce</w:t>
       </w:r>
       <w:r>
         <w:rPr>
@@ -1040,7 +1044,6 @@
         </w:rPr>
         <w:t xml:space="preserve"> </w:t>
       </w:r>
-      <w:proofErr w:type="spellStart"/>
       <w:r>
         <w:rPr>
           <w:rFonts w:ascii="Arial" w:hAnsi="Arial" w:cs="Arial"/>
@@ -1048,7 +1051,6 @@
         </w:rPr>
         <w:t>PacketTracer</w:t>
       </w:r>
-      <w:proofErr w:type="spellEnd"/>
       <w:r>
         <w:rPr>
           <w:rFonts w:ascii="Arial" w:hAnsi="Arial" w:cs="Arial"/>
@@ -1267,7 +1269,6 @@
         </w:rPr>
         <w:t xml:space="preserve"> </w:t>
       </w:r>
-      <w:proofErr w:type="spellStart"/>
       <w:r>
         <w:rPr>
           <w:rFonts w:ascii="Arial" w:hAnsi="Arial" w:cs="Arial"/>
@@ -1280,15 +1281,7 @@
           <w:rFonts w:ascii="Arial" w:hAnsi="Arial" w:cs="Arial"/>
           <w:spacing w:val="-1"/>
         </w:rPr>
-        <w:t>r</w:t>
-      </w:r>
-      <w:proofErr w:type="spellEnd"/>
-      <w:r>
-        <w:rPr>
-          <w:rFonts w:ascii="Arial" w:hAnsi="Arial" w:cs="Arial"/>
-          <w:spacing w:val="-1"/>
-        </w:rPr>
-        <w:t xml:space="preserve"> y de los </w:t>
+        <w:t xml:space="preserve">r y de los </w:t>
       </w:r>
       <w:r>
         <w:rPr>
@@ -1927,7 +1920,6 @@
         </w:rPr>
         <w:t xml:space="preserve"> </w:t>
       </w:r>
-      <w:proofErr w:type="spellStart"/>
       <w:r>
         <w:rPr>
           <w:rFonts w:ascii="Arial" w:hAnsi="Arial" w:cs="Arial"/>
@@ -1935,7 +1927,6 @@
         </w:rPr>
         <w:t>router</w:t>
       </w:r>
-      <w:proofErr w:type="spellEnd"/>
       <w:r>
         <w:rPr>
           <w:rFonts w:ascii="Arial" w:hAnsi="Arial" w:cs="Arial"/>
@@ -3575,7 +3566,7 @@
                                     <pic:cNvPicPr/>
                                   </pic:nvPicPr>
                                   <pic:blipFill>
-                                    <a:blip r:embed="rId7"/>
+                                    <a:blip r:embed="rId8"/>
                                     <a:stretch>
                                       <a:fillRect/>
                                     </a:stretch>
@@ -3684,23 +3675,7 @@
           <w:rFonts w:ascii="Arial" w:hAnsi="Arial" w:cs="Arial"/>
           <w:spacing w:val="-1"/>
         </w:rPr>
-        <w:t xml:space="preserve"> (en notación decimal) para cada </w:t>
-      </w:r>
-      <w:proofErr w:type="gramStart"/>
-      <w:r>
-        <w:rPr>
-          <w:rFonts w:ascii="Arial" w:hAnsi="Arial" w:cs="Arial"/>
-          <w:spacing w:val="-1"/>
-        </w:rPr>
-        <w:t>interface</w:t>
-      </w:r>
-      <w:proofErr w:type="gramEnd"/>
-      <w:r>
-        <w:rPr>
-          <w:rFonts w:ascii="Arial" w:hAnsi="Arial" w:cs="Arial"/>
-          <w:spacing w:val="-1"/>
-        </w:rPr>
-        <w:t xml:space="preserve"> </w:t>
+        <w:t xml:space="preserve"> (en notación decimal) para cada interface </w:t>
       </w:r>
       <w:r>
         <w:rPr>
@@ -4206,7 +4181,6 @@
                 <w:rFonts w:ascii="Arial" w:eastAsia="Arial" w:hAnsi="Arial" w:cs="Arial"/>
               </w:rPr>
             </w:pPr>
-            <w:proofErr w:type="spellStart"/>
             <w:r>
               <w:rPr>
                 <w:rFonts w:ascii="Arial" w:hAnsi="Arial" w:cs="Arial"/>
@@ -4214,7 +4188,6 @@
               </w:rPr>
               <w:t>YuyasRouter</w:t>
             </w:r>
-            <w:proofErr w:type="spellEnd"/>
           </w:p>
         </w:tc>
         <w:tc>
@@ -4546,7 +4519,6 @@
                 <w:rFonts w:ascii="Arial" w:eastAsia="Arial" w:hAnsi="Arial" w:cs="Arial"/>
               </w:rPr>
             </w:pPr>
-            <w:proofErr w:type="spellStart"/>
             <w:r>
               <w:rPr>
                 <w:rFonts w:ascii="Arial" w:hAnsi="Arial" w:cs="Arial"/>
@@ -4554,7 +4526,6 @@
               </w:rPr>
               <w:t>SwitchStudio</w:t>
             </w:r>
-            <w:proofErr w:type="spellEnd"/>
           </w:p>
         </w:tc>
         <w:tc>
@@ -4661,7 +4632,6 @@
                 <w:rFonts w:ascii="Arial" w:eastAsia="Arial" w:hAnsi="Arial" w:cs="Arial"/>
               </w:rPr>
             </w:pPr>
-            <w:proofErr w:type="spellStart"/>
             <w:r>
               <w:rPr>
                 <w:rFonts w:ascii="Arial" w:hAnsi="Arial" w:cs="Arial"/>
@@ -4669,7 +4639,6 @@
               </w:rPr>
               <w:t>SwitchServicios</w:t>
             </w:r>
-            <w:proofErr w:type="spellEnd"/>
           </w:p>
         </w:tc>
         <w:tc>
@@ -4928,7 +4897,6 @@
                 <w:rFonts w:ascii="Arial" w:eastAsia="Arial" w:hAnsi="Arial" w:cs="Arial"/>
               </w:rPr>
             </w:pPr>
-            <w:proofErr w:type="spellStart"/>
             <w:r>
               <w:rPr>
                 <w:rFonts w:ascii="Arial" w:hAnsi="Arial" w:cs="Arial"/>
@@ -4936,7 +4904,6 @@
               </w:rPr>
               <w:t>SecurityCam</w:t>
             </w:r>
-            <w:proofErr w:type="spellEnd"/>
           </w:p>
         </w:tc>
         <w:tc>
@@ -5068,7 +5035,6 @@
                 <w:rFonts w:ascii="Arial" w:eastAsia="Arial" w:hAnsi="Arial" w:cs="Arial"/>
               </w:rPr>
             </w:pPr>
-            <w:proofErr w:type="spellStart"/>
             <w:r>
               <w:rPr>
                 <w:rFonts w:ascii="Arial" w:hAnsi="Arial" w:cs="Arial"/>
@@ -5077,7 +5043,6 @@
               </w:rPr>
               <w:t>Printer</w:t>
             </w:r>
-            <w:proofErr w:type="spellEnd"/>
           </w:p>
         </w:tc>
         <w:tc>
@@ -5356,7 +5321,6 @@
                 <w:rFonts w:ascii="Arial" w:eastAsia="Arial" w:hAnsi="Arial" w:cs="Arial"/>
               </w:rPr>
             </w:pPr>
-            <w:proofErr w:type="spellStart"/>
             <w:r>
               <w:rPr>
                 <w:rFonts w:ascii="Arial" w:eastAsia="Arial" w:hAnsi="Arial" w:cs="Arial"/>
@@ -5366,7 +5330,6 @@
               </w:rPr>
               <w:t>Yuya’s</w:t>
             </w:r>
-            <w:proofErr w:type="spellEnd"/>
             <w:r>
               <w:rPr>
                 <w:rFonts w:ascii="Arial" w:eastAsia="Arial" w:hAnsi="Arial" w:cs="Arial"/>
@@ -5377,7 +5340,6 @@
               </w:rPr>
               <w:t xml:space="preserve"> </w:t>
             </w:r>
-            <w:proofErr w:type="spellStart"/>
             <w:r>
               <w:rPr>
                 <w:rFonts w:ascii="Arial" w:eastAsia="Arial" w:hAnsi="Arial" w:cs="Arial"/>
@@ -5387,7 +5349,6 @@
               </w:rPr>
               <w:t>SmartPhone</w:t>
             </w:r>
-            <w:proofErr w:type="spellEnd"/>
           </w:p>
         </w:tc>
         <w:tc>
@@ -5520,7 +5481,6 @@
                 <w:rFonts w:ascii="Arial" w:eastAsia="Arial" w:hAnsi="Arial" w:cs="Arial"/>
               </w:rPr>
             </w:pPr>
-            <w:proofErr w:type="spellStart"/>
             <w:r>
               <w:rPr>
                 <w:rFonts w:ascii="Arial" w:eastAsia="Arial" w:hAnsi="Arial" w:cs="Arial"/>
@@ -5530,7 +5490,6 @@
               </w:rPr>
               <w:t>Yuya´s</w:t>
             </w:r>
-            <w:proofErr w:type="spellEnd"/>
             <w:r>
               <w:rPr>
                 <w:rFonts w:ascii="Arial" w:eastAsia="Arial" w:hAnsi="Arial" w:cs="Arial"/>
@@ -5746,7 +5705,6 @@
         </w:rPr>
         <w:t>(</w:t>
       </w:r>
-      <w:proofErr w:type="spellStart"/>
       <w:r>
         <w:rPr>
           <w:rFonts w:ascii="Arial" w:hAnsi="Arial" w:cs="Arial"/>
@@ -5754,9 +5712,8 @@
           <w:bCs/>
           <w:spacing w:val="-1"/>
         </w:rPr>
-        <w:t>Printer</w:t>
-      </w:r>
-      <w:proofErr w:type="spellEnd"/>
+        <w:t>Printer, Yuyas</w:t>
+      </w:r>
       <w:r>
         <w:rPr>
           <w:rFonts w:ascii="Arial" w:hAnsi="Arial" w:cs="Arial"/>
@@ -5764,7 +5721,7 @@
           <w:bCs/>
           <w:spacing w:val="-1"/>
         </w:rPr>
-        <w:t>, Yuyas</w:t>
+        <w:t>.com</w:t>
       </w:r>
       <w:r>
         <w:rPr>
@@ -5773,7 +5730,14 @@
           <w:bCs/>
           <w:spacing w:val="-1"/>
         </w:rPr>
-        <w:t>.com</w:t>
+        <w:t xml:space="preserve"> </w:t>
+      </w:r>
+      <w:r>
+        <w:rPr>
+          <w:rFonts w:ascii="Arial" w:hAnsi="Arial" w:cs="Arial"/>
+          <w:spacing w:val="-1"/>
+        </w:rPr>
+        <w:t>y</w:t>
       </w:r>
       <w:r>
         <w:rPr>
@@ -5782,35 +5746,8 @@
           <w:bCs/>
           <w:spacing w:val="-1"/>
         </w:rPr>
-        <w:t xml:space="preserve"> </w:t>
-      </w:r>
-      <w:r>
-        <w:rPr>
-          <w:rFonts w:ascii="Arial" w:hAnsi="Arial" w:cs="Arial"/>
-          <w:spacing w:val="-1"/>
-        </w:rPr>
-        <w:t>y</w:t>
-      </w:r>
-      <w:r>
-        <w:rPr>
-          <w:rFonts w:ascii="Arial" w:hAnsi="Arial" w:cs="Arial"/>
-          <w:b/>
-          <w:bCs/>
-          <w:spacing w:val="-1"/>
-        </w:rPr>
-        <w:t xml:space="preserve"> </w:t>
-      </w:r>
-      <w:proofErr w:type="spellStart"/>
-      <w:r>
-        <w:rPr>
-          <w:rFonts w:ascii="Arial" w:hAnsi="Arial" w:cs="Arial"/>
-          <w:b/>
-          <w:bCs/>
-          <w:spacing w:val="-1"/>
-        </w:rPr>
-        <w:t>SecurityCam</w:t>
-      </w:r>
-      <w:proofErr w:type="spellEnd"/>
+        <w:t xml:space="preserve"> SecurityCam</w:t>
+      </w:r>
       <w:r>
         <w:rPr>
           <w:rFonts w:ascii="Arial" w:hAnsi="Arial" w:cs="Arial"/>
@@ -5888,7 +5825,6 @@
         </w:rPr>
         <w:t xml:space="preserve">de </w:t>
       </w:r>
-      <w:proofErr w:type="spellStart"/>
       <w:r>
         <w:rPr>
           <w:rFonts w:ascii="Arial" w:hAnsi="Arial" w:cs="Arial"/>
@@ -5896,7 +5832,6 @@
         </w:rPr>
         <w:t>YuyasRouter</w:t>
       </w:r>
-      <w:proofErr w:type="spellEnd"/>
     </w:p>
     <w:p>
       <w:pPr>
@@ -5914,14 +5849,12 @@
           <w:rFonts w:ascii="Arial" w:eastAsia="Times New Roman" w:hAnsi="Arial" w:cs="Arial"/>
         </w:rPr>
       </w:pPr>
-      <w:proofErr w:type="spellStart"/>
       <w:r>
         <w:rPr>
           <w:rFonts w:ascii="Arial" w:hAnsi="Arial" w:cs="Arial"/>
         </w:rPr>
         <w:t>Hostname</w:t>
       </w:r>
-      <w:proofErr w:type="spellEnd"/>
       <w:r>
         <w:rPr>
           <w:rFonts w:ascii="Arial" w:hAnsi="Arial" w:cs="Arial"/>
@@ -5929,7 +5862,6 @@
         </w:rPr>
         <w:t xml:space="preserve"> </w:t>
       </w:r>
-      <w:proofErr w:type="spellStart"/>
       <w:r>
         <w:rPr>
           <w:rFonts w:ascii="Arial" w:hAnsi="Arial" w:cs="Arial"/>
@@ -5938,7 +5870,6 @@
         </w:rPr>
         <w:t>YuyasRouter</w:t>
       </w:r>
-      <w:proofErr w:type="spellEnd"/>
       <w:r>
         <w:rPr>
           <w:rFonts w:ascii="Arial" w:hAnsi="Arial" w:cs="Arial"/>
@@ -6047,7 +5978,6 @@
         </w:rPr>
         <w:t xml:space="preserve"> </w:t>
       </w:r>
-      <w:proofErr w:type="spellStart"/>
       <w:r>
         <w:rPr>
           <w:rFonts w:ascii="Arial" w:hAnsi="Arial" w:cs="Arial"/>
@@ -6056,7 +5986,6 @@
         </w:rPr>
         <w:t>class</w:t>
       </w:r>
-      <w:proofErr w:type="spellEnd"/>
       <w:r>
         <w:rPr>
           <w:rFonts w:ascii="Arial" w:hAnsi="Arial" w:cs="Arial"/>
@@ -6075,16 +6004,8 @@
         <w:rPr>
           <w:rFonts w:ascii="Arial" w:hAnsi="Arial" w:cs="Arial"/>
         </w:rPr>
-        <w:t xml:space="preserve"> </w:t>
-      </w:r>
-      <w:proofErr w:type="spellStart"/>
-      <w:r>
-        <w:rPr>
-          <w:rFonts w:ascii="Arial" w:hAnsi="Arial" w:cs="Arial"/>
-        </w:rPr>
-        <w:t>password</w:t>
-      </w:r>
-      <w:proofErr w:type="spellEnd"/>
+        <w:t xml:space="preserve"> password</w:t>
+      </w:r>
       <w:r>
         <w:rPr>
           <w:rFonts w:ascii="Arial" w:hAnsi="Arial" w:cs="Arial"/>
@@ -6105,7 +6026,6 @@
         </w:rPr>
         <w:t xml:space="preserve"> </w:t>
       </w:r>
-      <w:proofErr w:type="spellStart"/>
       <w:r>
         <w:rPr>
           <w:rFonts w:ascii="Arial" w:hAnsi="Arial" w:cs="Arial"/>
@@ -6114,7 +6034,6 @@
         </w:rPr>
         <w:t>enable</w:t>
       </w:r>
-      <w:proofErr w:type="spellEnd"/>
       <w:r>
         <w:rPr>
           <w:rFonts w:ascii="Arial" w:hAnsi="Arial" w:cs="Arial"/>
@@ -6159,7 +6078,6 @@
         </w:rPr>
         <w:t xml:space="preserve"> </w:t>
       </w:r>
-      <w:proofErr w:type="spellStart"/>
       <w:r>
         <w:rPr>
           <w:rFonts w:ascii="Arial" w:hAnsi="Arial" w:cs="Arial"/>
@@ -6167,7 +6085,6 @@
         </w:rPr>
         <w:t>password</w:t>
       </w:r>
-      <w:proofErr w:type="spellEnd"/>
       <w:r>
         <w:rPr>
           <w:rFonts w:ascii="Arial" w:hAnsi="Arial" w:cs="Arial"/>
@@ -6222,7 +6139,6 @@
         </w:rPr>
         <w:t xml:space="preserve"> </w:t>
       </w:r>
-      <w:proofErr w:type="spellStart"/>
       <w:r>
         <w:rPr>
           <w:rFonts w:ascii="Arial" w:hAnsi="Arial" w:cs="Arial"/>
@@ -6240,7 +6156,6 @@
         </w:rPr>
         <w:t>onsole</w:t>
       </w:r>
-      <w:proofErr w:type="spellEnd"/>
       <w:r>
         <w:rPr>
           <w:rFonts w:ascii="Arial" w:hAnsi="Arial" w:cs="Arial"/>
@@ -6293,23 +6208,7 @@
           <w:rFonts w:ascii="Arial" w:hAnsi="Arial" w:cs="Arial"/>
           <w:spacing w:val="-1"/>
         </w:rPr>
-        <w:t xml:space="preserve">Asignar el </w:t>
-      </w:r>
-      <w:proofErr w:type="spellStart"/>
-      <w:r>
-        <w:rPr>
-          <w:rFonts w:ascii="Arial" w:hAnsi="Arial" w:cs="Arial"/>
-          <w:spacing w:val="-1"/>
-        </w:rPr>
-        <w:t>password</w:t>
-      </w:r>
-      <w:proofErr w:type="spellEnd"/>
-      <w:r>
-        <w:rPr>
-          <w:rFonts w:ascii="Arial" w:hAnsi="Arial" w:cs="Arial"/>
-          <w:spacing w:val="-1"/>
-        </w:rPr>
-        <w:t xml:space="preserve"> </w:t>
+        <w:t xml:space="preserve">Asignar el password </w:t>
       </w:r>
       <w:r>
         <w:rPr>
@@ -6356,16 +6255,7 @@
           <w:b/>
           <w:bCs/>
         </w:rPr>
-        <w:t xml:space="preserve"> </w:t>
-      </w:r>
-      <w:proofErr w:type="spellStart"/>
-      <w:r>
-        <w:rPr>
-          <w:rFonts w:ascii="Arial" w:hAnsi="Arial" w:cs="Arial"/>
-          <w:b/>
-          <w:bCs/>
-        </w:rPr>
-        <w:t>v</w:t>
+        <w:t xml:space="preserve"> v</w:t>
       </w:r>
       <w:r>
         <w:rPr>
@@ -6376,7 +6266,6 @@
         </w:rPr>
         <w:t>ty</w:t>
       </w:r>
-      <w:proofErr w:type="spellEnd"/>
       <w:r>
         <w:rPr>
           <w:rFonts w:ascii="Arial" w:hAnsi="Arial" w:cs="Arial"/>
@@ -6503,21 +6392,12 @@
         </w:rPr>
         <w:t xml:space="preserve"> </w:t>
       </w:r>
-      <w:proofErr w:type="spellStart"/>
-      <w:r>
-        <w:rPr>
-          <w:rFonts w:ascii="Arial" w:hAnsi="Arial" w:cs="Arial"/>
-          <w:spacing w:val="-1"/>
-        </w:rPr>
-        <w:t>router</w:t>
-      </w:r>
-      <w:proofErr w:type="spellEnd"/>
-      <w:r>
-        <w:rPr>
-          <w:rFonts w:ascii="Arial" w:hAnsi="Arial" w:cs="Arial"/>
-          <w:spacing w:val="-1"/>
-        </w:rPr>
-        <w:t>.</w:t>
+      <w:r>
+        <w:rPr>
+          <w:rFonts w:ascii="Arial" w:hAnsi="Arial" w:cs="Arial"/>
+          <w:spacing w:val="-1"/>
+        </w:rPr>
+        <w:t>router.</w:t>
       </w:r>
       <w:r>
         <w:rPr>
@@ -6548,21 +6428,7 @@
         <w:rPr>
           <w:rFonts w:ascii="Arial" w:hAnsi="Arial" w:cs="Arial"/>
         </w:rPr>
-        <w:t xml:space="preserve">Configurar las interfaces del </w:t>
-      </w:r>
-      <w:proofErr w:type="spellStart"/>
-      <w:r>
-        <w:rPr>
-          <w:rFonts w:ascii="Arial" w:hAnsi="Arial" w:cs="Arial"/>
-        </w:rPr>
-        <w:t>router</w:t>
-      </w:r>
-      <w:proofErr w:type="spellEnd"/>
-      <w:r>
-        <w:rPr>
-          <w:rFonts w:ascii="Arial" w:hAnsi="Arial" w:cs="Arial"/>
-        </w:rPr>
-        <w:t>.</w:t>
+        <w:t>Configurar las interfaces del router.</w:t>
       </w:r>
       <w:r>
         <w:rPr>
@@ -6582,21 +6448,7 @@
         <w:rPr>
           <w:rFonts w:ascii="Arial" w:hAnsi="Arial" w:cs="Arial"/>
         </w:rPr>
-        <w:t xml:space="preserve"> del </w:t>
-      </w:r>
-      <w:proofErr w:type="spellStart"/>
-      <w:r>
-        <w:rPr>
-          <w:rFonts w:ascii="Arial" w:hAnsi="Arial" w:cs="Arial"/>
-        </w:rPr>
-        <w:t>router</w:t>
-      </w:r>
-      <w:proofErr w:type="spellEnd"/>
-      <w:r>
-        <w:rPr>
-          <w:rFonts w:ascii="Arial" w:hAnsi="Arial" w:cs="Arial"/>
-        </w:rPr>
-        <w:t xml:space="preserve"> de acuerdo con la información proporcionada en la tabla de direccionamiento.</w:t>
+        <w:t xml:space="preserve"> del router de acuerdo con la información proporcionada en la tabla de direccionamiento.</w:t>
       </w:r>
     </w:p>
     <w:p>
@@ -6664,7 +6516,6 @@
         </w:rPr>
         <w:t xml:space="preserve"> </w:t>
       </w:r>
-      <w:proofErr w:type="spellStart"/>
       <w:r>
         <w:rPr>
           <w:rFonts w:ascii="Arial" w:hAnsi="Arial" w:cs="Arial"/>
@@ -6674,7 +6525,6 @@
         </w:rPr>
         <w:t>SwitchStudio</w:t>
       </w:r>
-      <w:proofErr w:type="spellEnd"/>
     </w:p>
     <w:p>
       <w:pPr>
@@ -6692,7 +6542,6 @@
           <w:rFonts w:ascii="Arial" w:eastAsia="Times New Roman" w:hAnsi="Arial" w:cs="Arial"/>
         </w:rPr>
       </w:pPr>
-      <w:proofErr w:type="spellStart"/>
       <w:r>
         <w:rPr>
           <w:rFonts w:ascii="Arial" w:hAnsi="Arial" w:cs="Arial"/>
@@ -6700,7 +6549,6 @@
         </w:rPr>
         <w:t>Hostname</w:t>
       </w:r>
-      <w:proofErr w:type="spellEnd"/>
       <w:r>
         <w:rPr>
           <w:rFonts w:ascii="Arial" w:hAnsi="Arial" w:cs="Arial"/>
@@ -6708,7 +6556,6 @@
         </w:rPr>
         <w:t xml:space="preserve"> </w:t>
       </w:r>
-      <w:proofErr w:type="spellStart"/>
       <w:r>
         <w:rPr>
           <w:rFonts w:ascii="Arial" w:hAnsi="Arial" w:cs="Arial"/>
@@ -6717,7 +6564,6 @@
         </w:rPr>
         <w:t>SwitchStudio</w:t>
       </w:r>
-      <w:proofErr w:type="spellEnd"/>
       <w:r>
         <w:rPr>
           <w:rFonts w:ascii="Arial" w:hAnsi="Arial" w:cs="Arial"/>
@@ -6824,7 +6670,6 @@
         </w:rPr>
         <w:t xml:space="preserve">Asignar </w:t>
       </w:r>
-      <w:proofErr w:type="spellStart"/>
       <w:r>
         <w:rPr>
           <w:rFonts w:ascii="Arial" w:hAnsi="Arial" w:cs="Arial"/>
@@ -6834,31 +6679,13 @@
         </w:rPr>
         <w:t>class</w:t>
       </w:r>
-      <w:proofErr w:type="spellEnd"/>
-      <w:r>
-        <w:rPr>
-          <w:rFonts w:ascii="Arial" w:hAnsi="Arial" w:cs="Arial"/>
-          <w:spacing w:val="-1"/>
-        </w:rPr>
-        <w:t xml:space="preserve"> como </w:t>
-      </w:r>
-      <w:proofErr w:type="spellStart"/>
-      <w:r>
-        <w:rPr>
-          <w:rFonts w:ascii="Arial" w:hAnsi="Arial" w:cs="Arial"/>
-          <w:spacing w:val="-1"/>
-        </w:rPr>
-        <w:t>password</w:t>
-      </w:r>
-      <w:proofErr w:type="spellEnd"/>
-      <w:r>
-        <w:rPr>
-          <w:rFonts w:ascii="Arial" w:hAnsi="Arial" w:cs="Arial"/>
-          <w:spacing w:val="-1"/>
-        </w:rPr>
-        <w:t xml:space="preserve"> del </w:t>
-      </w:r>
-      <w:proofErr w:type="spellStart"/>
+      <w:r>
+        <w:rPr>
+          <w:rFonts w:ascii="Arial" w:hAnsi="Arial" w:cs="Arial"/>
+          <w:spacing w:val="-1"/>
+        </w:rPr>
+        <w:t xml:space="preserve"> como password del </w:t>
+      </w:r>
       <w:r>
         <w:rPr>
           <w:rFonts w:ascii="Arial" w:hAnsi="Arial" w:cs="Arial"/>
@@ -6868,7 +6695,6 @@
         </w:rPr>
         <w:t>enable</w:t>
       </w:r>
-      <w:proofErr w:type="spellEnd"/>
       <w:r>
         <w:rPr>
           <w:rFonts w:ascii="Arial" w:hAnsi="Arial" w:cs="Arial"/>
@@ -6899,23 +6725,7 @@
           <w:rFonts w:ascii="Arial" w:hAnsi="Arial" w:cs="Arial"/>
           <w:spacing w:val="-1"/>
         </w:rPr>
-        <w:t xml:space="preserve">Asignar el </w:t>
-      </w:r>
-      <w:proofErr w:type="spellStart"/>
-      <w:r>
-        <w:rPr>
-          <w:rFonts w:ascii="Arial" w:hAnsi="Arial" w:cs="Arial"/>
-          <w:spacing w:val="-1"/>
-        </w:rPr>
-        <w:t>password</w:t>
-      </w:r>
-      <w:proofErr w:type="spellEnd"/>
-      <w:r>
-        <w:rPr>
-          <w:rFonts w:ascii="Arial" w:hAnsi="Arial" w:cs="Arial"/>
-          <w:spacing w:val="-1"/>
-        </w:rPr>
-        <w:t xml:space="preserve"> </w:t>
+        <w:t xml:space="preserve">Asignar el password </w:t>
       </w:r>
       <w:r>
         <w:rPr>
@@ -6940,27 +6750,7 @@
           <w:bCs/>
           <w:spacing w:val="-1"/>
         </w:rPr>
-        <w:t xml:space="preserve">line </w:t>
-      </w:r>
-      <w:proofErr w:type="spellStart"/>
-      <w:r>
-        <w:rPr>
-          <w:rFonts w:ascii="Arial" w:hAnsi="Arial" w:cs="Arial"/>
-          <w:b/>
-          <w:bCs/>
-          <w:spacing w:val="-1"/>
-        </w:rPr>
-        <w:t>console</w:t>
-      </w:r>
-      <w:proofErr w:type="spellEnd"/>
-      <w:r>
-        <w:rPr>
-          <w:rFonts w:ascii="Arial" w:hAnsi="Arial" w:cs="Arial"/>
-          <w:b/>
-          <w:bCs/>
-          <w:spacing w:val="-1"/>
-        </w:rPr>
-        <w:t xml:space="preserve"> 0</w:t>
+        <w:t>line console 0</w:t>
       </w:r>
       <w:r>
         <w:rPr>
@@ -6992,23 +6782,7 @@
           <w:rFonts w:ascii="Arial" w:hAnsi="Arial" w:cs="Arial"/>
           <w:spacing w:val="-1"/>
         </w:rPr>
-        <w:t xml:space="preserve">Asignar el </w:t>
-      </w:r>
-      <w:proofErr w:type="spellStart"/>
-      <w:r>
-        <w:rPr>
-          <w:rFonts w:ascii="Arial" w:hAnsi="Arial" w:cs="Arial"/>
-          <w:spacing w:val="-1"/>
-        </w:rPr>
-        <w:t>password</w:t>
-      </w:r>
-      <w:proofErr w:type="spellEnd"/>
-      <w:r>
-        <w:rPr>
-          <w:rFonts w:ascii="Arial" w:hAnsi="Arial" w:cs="Arial"/>
-          <w:spacing w:val="-1"/>
-        </w:rPr>
-        <w:t xml:space="preserve"> </w:t>
+        <w:t xml:space="preserve">Asignar el password </w:t>
       </w:r>
       <w:r>
         <w:rPr>
@@ -7033,27 +6807,7 @@
           <w:bCs/>
           <w:spacing w:val="-1"/>
         </w:rPr>
-        <w:t xml:space="preserve">line </w:t>
-      </w:r>
-      <w:proofErr w:type="spellStart"/>
-      <w:r>
-        <w:rPr>
-          <w:rFonts w:ascii="Arial" w:hAnsi="Arial" w:cs="Arial"/>
-          <w:b/>
-          <w:bCs/>
-          <w:spacing w:val="-1"/>
-        </w:rPr>
-        <w:t>vty</w:t>
-      </w:r>
-      <w:proofErr w:type="spellEnd"/>
-      <w:r>
-        <w:rPr>
-          <w:rFonts w:ascii="Arial" w:hAnsi="Arial" w:cs="Arial"/>
-          <w:b/>
-          <w:bCs/>
-          <w:spacing w:val="-1"/>
-        </w:rPr>
-        <w:t xml:space="preserve"> 0 </w:t>
+        <w:t xml:space="preserve">line vty 0 </w:t>
       </w:r>
       <w:r>
         <w:rPr>
@@ -7190,21 +6944,12 @@
         </w:rPr>
         <w:t xml:space="preserve"> </w:t>
       </w:r>
-      <w:proofErr w:type="spellStart"/>
-      <w:r>
-        <w:rPr>
-          <w:rFonts w:ascii="Arial" w:hAnsi="Arial" w:cs="Arial"/>
-          <w:spacing w:val="-1"/>
-        </w:rPr>
-        <w:t>router</w:t>
-      </w:r>
-      <w:proofErr w:type="spellEnd"/>
-      <w:r>
-        <w:rPr>
-          <w:rFonts w:ascii="Arial" w:hAnsi="Arial" w:cs="Arial"/>
-          <w:spacing w:val="-1"/>
-        </w:rPr>
-        <w:t>.</w:t>
+      <w:r>
+        <w:rPr>
+          <w:rFonts w:ascii="Arial" w:hAnsi="Arial" w:cs="Arial"/>
+          <w:spacing w:val="-1"/>
+        </w:rPr>
+        <w:t>router.</w:t>
       </w:r>
       <w:r>
         <w:rPr>
@@ -7277,7 +7022,6 @@
         </w:rPr>
         <w:t xml:space="preserve"> del </w:t>
       </w:r>
-      <w:proofErr w:type="spellStart"/>
       <w:r>
         <w:rPr>
           <w:rFonts w:ascii="Arial" w:hAnsi="Arial" w:cs="Arial"/>
@@ -7287,7 +7031,6 @@
         </w:rPr>
         <w:t>SwitchServicios</w:t>
       </w:r>
-      <w:proofErr w:type="spellEnd"/>
       <w:r>
         <w:rPr>
           <w:rFonts w:ascii="Arial" w:hAnsi="Arial" w:cs="Arial"/>
@@ -7319,7 +7062,6 @@
           <w:rFonts w:ascii="Arial" w:eastAsia="Times New Roman" w:hAnsi="Arial" w:cs="Arial"/>
         </w:rPr>
       </w:pPr>
-      <w:proofErr w:type="spellStart"/>
       <w:r>
         <w:rPr>
           <w:rFonts w:ascii="Arial" w:hAnsi="Arial" w:cs="Arial"/>
@@ -7341,7 +7083,6 @@
         </w:rPr>
         <w:t>ame</w:t>
       </w:r>
-      <w:proofErr w:type="spellEnd"/>
       <w:r>
         <w:rPr>
           <w:rFonts w:ascii="Arial" w:hAnsi="Arial" w:cs="Arial"/>
@@ -7349,7 +7090,6 @@
         </w:rPr>
         <w:t xml:space="preserve"> </w:t>
       </w:r>
-      <w:proofErr w:type="spellStart"/>
       <w:r>
         <w:rPr>
           <w:rFonts w:ascii="Arial" w:hAnsi="Arial" w:cs="Arial"/>
@@ -7366,7 +7106,6 @@
         </w:rPr>
         <w:t>ervicios</w:t>
       </w:r>
-      <w:proofErr w:type="spellEnd"/>
       <w:r>
         <w:rPr>
           <w:rFonts w:ascii="Arial" w:hAnsi="Arial" w:cs="Arial"/>
@@ -7473,7 +7212,6 @@
         </w:rPr>
         <w:t xml:space="preserve">Asignar </w:t>
       </w:r>
-      <w:proofErr w:type="spellStart"/>
       <w:r>
         <w:rPr>
           <w:rFonts w:ascii="Arial" w:hAnsi="Arial" w:cs="Arial"/>
@@ -7483,7 +7221,6 @@
         </w:rPr>
         <w:t>class</w:t>
       </w:r>
-      <w:proofErr w:type="spellEnd"/>
       <w:r>
         <w:rPr>
           <w:rFonts w:ascii="Arial" w:hAnsi="Arial" w:cs="Arial"/>
@@ -7503,23 +7240,7 @@
           <w:rFonts w:ascii="Arial" w:hAnsi="Arial" w:cs="Arial"/>
           <w:spacing w:val="-1"/>
         </w:rPr>
-        <w:t xml:space="preserve"> </w:t>
-      </w:r>
-      <w:proofErr w:type="spellStart"/>
-      <w:r>
-        <w:rPr>
-          <w:rFonts w:ascii="Arial" w:hAnsi="Arial" w:cs="Arial"/>
-          <w:spacing w:val="-1"/>
-        </w:rPr>
-        <w:t>password</w:t>
-      </w:r>
-      <w:proofErr w:type="spellEnd"/>
-      <w:r>
-        <w:rPr>
-          <w:rFonts w:ascii="Arial" w:hAnsi="Arial" w:cs="Arial"/>
-          <w:spacing w:val="-1"/>
-        </w:rPr>
-        <w:t xml:space="preserve"> </w:t>
+        <w:t xml:space="preserve"> password </w:t>
       </w:r>
       <w:r>
         <w:rPr>
@@ -7535,7 +7256,6 @@
         </w:rPr>
         <w:t xml:space="preserve"> </w:t>
       </w:r>
-      <w:proofErr w:type="spellStart"/>
       <w:r>
         <w:rPr>
           <w:rFonts w:ascii="Arial" w:hAnsi="Arial" w:cs="Arial"/>
@@ -7545,7 +7265,6 @@
         </w:rPr>
         <w:t>enable</w:t>
       </w:r>
-      <w:proofErr w:type="spellEnd"/>
       <w:r>
         <w:rPr>
           <w:rFonts w:ascii="Arial" w:hAnsi="Arial" w:cs="Arial"/>
@@ -7592,7 +7311,6 @@
         </w:rPr>
         <w:t xml:space="preserve"> </w:t>
       </w:r>
-      <w:proofErr w:type="spellStart"/>
       <w:r>
         <w:rPr>
           <w:rFonts w:ascii="Arial" w:hAnsi="Arial" w:cs="Arial"/>
@@ -7600,7 +7318,6 @@
         </w:rPr>
         <w:t>password</w:t>
       </w:r>
-      <w:proofErr w:type="spellEnd"/>
       <w:r>
         <w:rPr>
           <w:rFonts w:ascii="Arial" w:hAnsi="Arial" w:cs="Arial"/>
@@ -7645,27 +7362,7 @@
           <w:bCs/>
           <w:spacing w:val="-1"/>
         </w:rPr>
-        <w:t xml:space="preserve">line </w:t>
-      </w:r>
-      <w:proofErr w:type="spellStart"/>
-      <w:r>
-        <w:rPr>
-          <w:rFonts w:ascii="Arial" w:hAnsi="Arial" w:cs="Arial"/>
-          <w:b/>
-          <w:bCs/>
-          <w:spacing w:val="-1"/>
-        </w:rPr>
-        <w:t>console</w:t>
-      </w:r>
-      <w:proofErr w:type="spellEnd"/>
-      <w:r>
-        <w:rPr>
-          <w:rFonts w:ascii="Arial" w:hAnsi="Arial" w:cs="Arial"/>
-          <w:b/>
-          <w:bCs/>
-          <w:spacing w:val="-1"/>
-        </w:rPr>
-        <w:t xml:space="preserve"> 0</w:t>
+        <w:t>line console 0</w:t>
       </w:r>
       <w:r>
         <w:rPr>
@@ -7704,23 +7401,7 @@
           <w:rFonts w:ascii="Arial" w:hAnsi="Arial" w:cs="Arial"/>
           <w:spacing w:val="-1"/>
         </w:rPr>
-        <w:t xml:space="preserve">r el </w:t>
-      </w:r>
-      <w:proofErr w:type="spellStart"/>
-      <w:r>
-        <w:rPr>
-          <w:rFonts w:ascii="Arial" w:hAnsi="Arial" w:cs="Arial"/>
-          <w:spacing w:val="-1"/>
-        </w:rPr>
-        <w:t>password</w:t>
-      </w:r>
-      <w:proofErr w:type="spellEnd"/>
-      <w:r>
-        <w:rPr>
-          <w:rFonts w:ascii="Arial" w:hAnsi="Arial" w:cs="Arial"/>
-          <w:spacing w:val="-1"/>
-        </w:rPr>
-        <w:t xml:space="preserve"> </w:t>
+        <w:t xml:space="preserve">r el password </w:t>
       </w:r>
       <w:r>
         <w:rPr>
@@ -7745,27 +7426,7 @@
           <w:bCs/>
           <w:spacing w:val="-1"/>
         </w:rPr>
-        <w:t xml:space="preserve">line </w:t>
-      </w:r>
-      <w:proofErr w:type="spellStart"/>
-      <w:r>
-        <w:rPr>
-          <w:rFonts w:ascii="Arial" w:hAnsi="Arial" w:cs="Arial"/>
-          <w:b/>
-          <w:bCs/>
-          <w:spacing w:val="-1"/>
-        </w:rPr>
-        <w:t>vty</w:t>
-      </w:r>
-      <w:proofErr w:type="spellEnd"/>
-      <w:r>
-        <w:rPr>
-          <w:rFonts w:ascii="Arial" w:hAnsi="Arial" w:cs="Arial"/>
-          <w:b/>
-          <w:bCs/>
-          <w:spacing w:val="-1"/>
-        </w:rPr>
-        <w:t xml:space="preserve"> 0 </w:t>
+        <w:t xml:space="preserve">line vty 0 </w:t>
       </w:r>
       <w:r>
         <w:rPr>
@@ -7902,21 +7563,12 @@
         </w:rPr>
         <w:t xml:space="preserve"> </w:t>
       </w:r>
-      <w:proofErr w:type="spellStart"/>
-      <w:r>
-        <w:rPr>
-          <w:rFonts w:ascii="Arial" w:hAnsi="Arial" w:cs="Arial"/>
-          <w:spacing w:val="-1"/>
-        </w:rPr>
-        <w:t>router</w:t>
-      </w:r>
-      <w:proofErr w:type="spellEnd"/>
-      <w:r>
-        <w:rPr>
-          <w:rFonts w:ascii="Arial" w:hAnsi="Arial" w:cs="Arial"/>
-          <w:spacing w:val="-1"/>
-        </w:rPr>
-        <w:t>.</w:t>
+      <w:r>
+        <w:rPr>
+          <w:rFonts w:ascii="Arial" w:hAnsi="Arial" w:cs="Arial"/>
+          <w:spacing w:val="-1"/>
+        </w:rPr>
+        <w:t>router.</w:t>
       </w:r>
       <w:r>
         <w:rPr>
@@ -7990,25 +7642,8 @@
           <w:rFonts w:ascii="Arial" w:hAnsi="Arial" w:cs="Arial"/>
           <w:spacing w:val="-1"/>
         </w:rPr>
-        <w:t xml:space="preserve"> en el </w:t>
-      </w:r>
-      <w:proofErr w:type="spellStart"/>
-      <w:r>
-        <w:rPr>
-          <w:rFonts w:ascii="Arial" w:hAnsi="Arial" w:cs="Arial"/>
-          <w:spacing w:val="-1"/>
-        </w:rPr>
-        <w:t>router</w:t>
-      </w:r>
-      <w:proofErr w:type="spellEnd"/>
-      <w:r>
-        <w:rPr>
-          <w:rFonts w:ascii="Arial" w:hAnsi="Arial" w:cs="Arial"/>
-          <w:spacing w:val="-1"/>
-        </w:rPr>
-        <w:t xml:space="preserve"> </w:t>
-      </w:r>
-      <w:proofErr w:type="spellStart"/>
+        <w:t xml:space="preserve"> en el router </w:t>
+      </w:r>
       <w:r>
         <w:rPr>
           <w:rFonts w:ascii="Arial" w:hAnsi="Arial" w:cs="Arial"/>
@@ -8018,7 +7653,6 @@
         </w:rPr>
         <w:t>YuyasRouter</w:t>
       </w:r>
-      <w:proofErr w:type="spellEnd"/>
       <w:r>
         <w:rPr>
           <w:rFonts w:ascii="Arial" w:hAnsi="Arial" w:cs="Arial"/>
@@ -8142,7 +7776,6 @@
         </w:rPr>
         <w:t xml:space="preserve"> (Default Gateway) y del switch </w:t>
       </w:r>
-      <w:proofErr w:type="spellStart"/>
       <w:r>
         <w:rPr>
           <w:rFonts w:ascii="Arial" w:hAnsi="Arial" w:cs="Arial"/>
@@ -8161,7 +7794,6 @@
         </w:rPr>
         <w:t>witchStudio</w:t>
       </w:r>
-      <w:proofErr w:type="spellEnd"/>
       <w:r>
         <w:rPr>
           <w:rFonts w:ascii="Arial" w:hAnsi="Arial" w:cs="Arial"/>
@@ -8454,7 +8086,6 @@
                 <w:lang w:val="en-US"/>
               </w:rPr>
             </w:pPr>
-            <w:proofErr w:type="spellStart"/>
             <w:r>
               <w:rPr>
                 <w:rFonts w:ascii="Arial" w:hAnsi="Arial" w:cs="Arial"/>
@@ -8462,17 +8093,7 @@
                 <w:color w:val="000000"/>
                 <w:lang w:val="en-US"/>
               </w:rPr>
-              <w:t>Resultados</w:t>
-            </w:r>
-            <w:proofErr w:type="spellEnd"/>
-            <w:r>
-              <w:rPr>
-                <w:rFonts w:ascii="Arial" w:hAnsi="Arial" w:cs="Arial"/>
-                <w:b/>
-                <w:color w:val="000000"/>
-                <w:lang w:val="en-US"/>
-              </w:rPr>
-              <w:t xml:space="preserve"> </w:t>
+              <w:t xml:space="preserve">Resultados </w:t>
             </w:r>
             <w:r>
               <w:rPr>
@@ -8630,21 +8251,12 @@
                 <w:b/>
               </w:rPr>
             </w:pPr>
-            <w:proofErr w:type="spellStart"/>
             <w:r>
               <w:rPr>
                 <w:rFonts w:ascii="Arial" w:hAnsi="Arial" w:cs="Arial"/>
                 <w:b/>
               </w:rPr>
-              <w:t>Yuya’s</w:t>
-            </w:r>
-            <w:proofErr w:type="spellEnd"/>
-            <w:r>
-              <w:rPr>
-                <w:rFonts w:ascii="Arial" w:hAnsi="Arial" w:cs="Arial"/>
-                <w:b/>
-              </w:rPr>
-              <w:t xml:space="preserve"> </w:t>
+              <w:t xml:space="preserve">Yuya’s </w:t>
             </w:r>
             <w:r>
               <w:rPr>
@@ -8671,7 +8283,6 @@
                 <w:color w:val="000000"/>
               </w:rPr>
             </w:pPr>
-            <w:proofErr w:type="spellStart"/>
             <w:r>
               <w:rPr>
                 <w:rFonts w:ascii="Arial" w:hAnsi="Arial" w:cs="Arial"/>
@@ -8681,7 +8292,6 @@
               </w:rPr>
               <w:t>Printer</w:t>
             </w:r>
-            <w:proofErr w:type="spellEnd"/>
           </w:p>
         </w:tc>
         <w:tc>
@@ -8757,7 +8367,6 @@
                 <w:b/>
               </w:rPr>
             </w:pPr>
-            <w:proofErr w:type="spellStart"/>
             <w:r>
               <w:rPr>
                 <w:rFonts w:ascii="Arial" w:hAnsi="Arial" w:cs="Arial"/>
@@ -8765,17 +8374,7 @@
                 <w:bCs/>
                 <w:color w:val="000000"/>
               </w:rPr>
-              <w:t>Yuya’s</w:t>
-            </w:r>
-            <w:proofErr w:type="spellEnd"/>
-            <w:r>
-              <w:rPr>
-                <w:rFonts w:ascii="Arial" w:hAnsi="Arial" w:cs="Arial"/>
-                <w:b/>
-                <w:bCs/>
-                <w:color w:val="000000"/>
-              </w:rPr>
-              <w:t xml:space="preserve"> Smartphone</w:t>
+              <w:t>Yuya’s Smartphone</w:t>
             </w:r>
           </w:p>
         </w:tc>
@@ -8795,7 +8394,6 @@
                 <w:color w:val="000000"/>
               </w:rPr>
             </w:pPr>
-            <w:proofErr w:type="spellStart"/>
             <w:r>
               <w:rPr>
                 <w:rFonts w:ascii="Arial" w:hAnsi="Arial" w:cs="Arial"/>
@@ -8805,7 +8403,6 @@
               </w:rPr>
               <w:t>SecurityCam</w:t>
             </w:r>
-            <w:proofErr w:type="spellEnd"/>
           </w:p>
         </w:tc>
         <w:tc>
@@ -8909,7 +8506,6 @@
         </w:rPr>
         <w:t xml:space="preserve"> para acceder a las direcciones IP de los switches </w:t>
       </w:r>
-      <w:proofErr w:type="spellStart"/>
       <w:r>
         <w:rPr>
           <w:rFonts w:ascii="Arial" w:hAnsi="Arial" w:cs="Arial"/>
@@ -8917,7 +8513,6 @@
         </w:rPr>
         <w:t>SwitchServicios</w:t>
       </w:r>
-      <w:proofErr w:type="spellEnd"/>
       <w:r>
         <w:rPr>
           <w:rFonts w:ascii="Arial" w:hAnsi="Arial" w:cs="Arial"/>
@@ -8925,7 +8520,6 @@
         </w:rPr>
         <w:t xml:space="preserve"> y </w:t>
       </w:r>
-      <w:proofErr w:type="spellStart"/>
       <w:r>
         <w:rPr>
           <w:rFonts w:ascii="Arial" w:hAnsi="Arial" w:cs="Arial"/>
@@ -8933,7 +8527,6 @@
         </w:rPr>
         <w:t>SwitchStudio</w:t>
       </w:r>
-      <w:proofErr w:type="spellEnd"/>
       <w:r>
         <w:rPr>
           <w:rFonts w:ascii="Arial" w:hAnsi="Arial" w:cs="Arial"/>
@@ -8964,7 +8557,6 @@
         </w:rPr>
         <w:t xml:space="preserve"> y la contraseña de modo privilegiado </w:t>
       </w:r>
-      <w:proofErr w:type="spellStart"/>
       <w:r>
         <w:rPr>
           <w:rFonts w:ascii="Arial" w:hAnsi="Arial" w:cs="Arial"/>
@@ -8974,7 +8566,6 @@
         </w:rPr>
         <w:t>class</w:t>
       </w:r>
-      <w:proofErr w:type="spellEnd"/>
       <w:r>
         <w:rPr>
           <w:rFonts w:ascii="Arial" w:hAnsi="Arial" w:cs="Arial"/>
@@ -9263,21 +8854,12 @@
                 <w:color w:val="000000"/>
               </w:rPr>
             </w:pPr>
-            <w:proofErr w:type="spellStart"/>
             <w:r>
               <w:rPr>
                 <w:rFonts w:ascii="Arial" w:hAnsi="Arial" w:cs="Arial"/>
                 <w:b/>
               </w:rPr>
-              <w:t>Yuya’s</w:t>
-            </w:r>
-            <w:proofErr w:type="spellEnd"/>
-            <w:r>
-              <w:rPr>
-                <w:rFonts w:ascii="Arial" w:hAnsi="Arial" w:cs="Arial"/>
-                <w:b/>
-              </w:rPr>
-              <w:t xml:space="preserve"> Tablet</w:t>
+              <w:t>Yuya’s Tablet</w:t>
             </w:r>
           </w:p>
         </w:tc>
@@ -9297,7 +8879,6 @@
                 <w:color w:val="000000"/>
               </w:rPr>
             </w:pPr>
-            <w:proofErr w:type="spellStart"/>
             <w:r>
               <w:rPr>
                 <w:rFonts w:ascii="Arial" w:hAnsi="Arial" w:cs="Arial"/>
@@ -9305,7 +8886,6 @@
               </w:rPr>
               <w:t>SwitchServicios</w:t>
             </w:r>
-            <w:proofErr w:type="spellEnd"/>
           </w:p>
         </w:tc>
         <w:tc>
@@ -9396,7 +8976,6 @@
                 <w:color w:val="000000"/>
               </w:rPr>
             </w:pPr>
-            <w:proofErr w:type="spellStart"/>
             <w:r>
               <w:rPr>
                 <w:rFonts w:ascii="Arial" w:hAnsi="Arial" w:cs="Arial"/>
@@ -9404,7 +8983,6 @@
               </w:rPr>
               <w:t>SwitchStudio</w:t>
             </w:r>
-            <w:proofErr w:type="spellEnd"/>
           </w:p>
         </w:tc>
         <w:tc>
@@ -9505,7 +9083,7 @@
       </w:pPr>
     </w:p>
     <w:sectPr>
-      <w:footerReference w:type="default" r:id="rId8"/>
+      <w:footerReference w:type="default" r:id="rId9"/>
       <w:pgSz w:w="12240" w:h="15840"/>
       <w:pgMar w:top="709" w:right="1080" w:bottom="1135" w:left="1080" w:header="0" w:footer="0" w:gutter="0"/>
       <w:cols w:space="720"/>
@@ -14402,6 +13980,7 @@
   <w:style w:type="character" w:default="1" w:styleId="Fuentedeprrafopredeter">
     <w:name w:val="Default Paragraph Font"/>
     <w:uiPriority w:val="1"/>
+    <w:semiHidden/>
     <w:unhideWhenUsed/>
   </w:style>
   <w:style w:type="table" w:default="1" w:styleId="Tablanormal">

--- a/Calendario2026/Actividades/Actividad12_DHCP/v1/12. ConfiguraciónDHCP.docx
+++ b/Calendario2026/Actividades/Actividad12_DHCP/v1/12. ConfiguraciónDHCP.docx
@@ -7596,9 +7596,6 @@
           <w:ilvl w:val="0"/>
           <w:numId w:val="23"/>
         </w:numPr>
-        <w:tabs>
-          <w:tab w:val="left" w:pos="941"/>
-        </w:tabs>
         <w:spacing w:after="120" w:line="340" w:lineRule="exact"/>
         <w:ind w:right="114"/>
         <w:jc w:val="both"/>
@@ -7712,6 +7709,36 @@
           <w:spacing w:val="-1"/>
         </w:rPr>
         <w:t>.</w:t>
+      </w:r>
+      <w:r>
+        <w:rPr>
+          <w:rFonts w:ascii="Arial" w:hAnsi="Arial" w:cs="Arial"/>
+          <w:spacing w:val="-1"/>
+        </w:rPr>
+        <w:t xml:space="preserve"> </w:t>
+      </w:r>
+      <w:r>
+        <w:rPr>
+          <w:rFonts w:ascii="Arial" w:hAnsi="Arial" w:cs="Arial"/>
+          <w:spacing w:val="-1"/>
+        </w:rPr>
+        <w:t xml:space="preserve">Utiliza la dirección </w:t>
+      </w:r>
+      <w:r>
+        <w:rPr>
+          <w:rFonts w:ascii="Arial" w:hAnsi="Arial" w:cs="Arial"/>
+          <w:b/>
+          <w:bCs/>
+          <w:spacing w:val="-1"/>
+        </w:rPr>
+        <w:t>7.2.6.1</w:t>
+      </w:r>
+      <w:r>
+        <w:rPr>
+          <w:rFonts w:ascii="Arial" w:hAnsi="Arial" w:cs="Arial"/>
+          <w:spacing w:val="-1"/>
+        </w:rPr>
+        <w:t xml:space="preserve"> como servidor DNS.</w:t>
       </w:r>
     </w:p>
     <w:p>
